--- a/komiksy/comics_related_studies.docx
+++ b/komiksy/comics_related_studies.docx
@@ -1,6 +1,6 @@
 
 <file path=word/document.xml><?xml version="1.0" encoding="utf-8"?>
-<w:document xmlns:wpc="http://schemas.microsoft.com/office/word/2010/wordprocessingCanvas" xmlns:cx="http://schemas.microsoft.com/office/drawing/2014/chartex" xmlns:cx1="http://schemas.microsoft.com/office/drawing/2015/9/8/chartex" xmlns:cx2="http://schemas.microsoft.com/office/drawing/2015/10/21/chartex" xmlns:cx3="http://schemas.microsoft.com/office/drawing/2016/5/9/chartex" xmlns:cx4="http://schemas.microsoft.com/office/drawing/2016/5/10/chartex" xmlns:cx5="http://schemas.microsoft.com/office/drawing/2016/5/11/chartex" xmlns:cx6="http://schemas.microsoft.com/office/drawing/2016/5/12/chartex" xmlns:cx7="http://schemas.microsoft.com/office/drawing/2016/5/13/chartex" xmlns:cx8="http://schemas.microsoft.com/office/drawing/2016/5/14/chartex" xmlns:mc="http://schemas.openxmlformats.org/markup-compatibility/2006" xmlns:aink="http://schemas.microsoft.com/office/drawing/2016/ink" xmlns:am3d="http://schemas.microsoft.com/office/drawing/2017/model3d" xmlns:o="urn:schemas-microsoft-com:office:office" xmlns:oel="http://schemas.microsoft.com/office/2019/extlst" xmlns:r="http://schemas.openxmlformats.org/officeDocument/2006/relationships" xmlns:m="http://schemas.openxmlformats.org/officeDocument/2006/math" xmlns:v="urn:schemas-microsoft-com:vml" xmlns:wp14="http://schemas.microsoft.com/office/word/2010/wordprocessingDrawing" xmlns:wp="http://schemas.openxmlformats.org/drawingml/2006/wordprocessingDrawing" xmlns:w10="urn:schemas-microsoft-com:office:word" xmlns:w="http://schemas.openxmlformats.org/wordprocessingml/2006/main" xmlns:w14="http://schemas.microsoft.com/office/word/2010/wordml" xmlns:w15="http://schemas.microsoft.com/office/word/2012/wordml" xmlns:w16cex="http://schemas.microsoft.com/office/word/2018/wordml/cex" xmlns:w16cid="http://schemas.microsoft.com/office/word/2016/wordml/cid" xmlns:w16="http://schemas.microsoft.com/office/word/2018/wordml" xmlns:w16sdtdh="http://schemas.microsoft.com/office/word/2020/wordml/sdtdatahash" xmlns:w16se="http://schemas.microsoft.com/office/word/2015/wordml/symex" xmlns:wpg="http://schemas.microsoft.com/office/word/2010/wordprocessingGroup" xmlns:wpi="http://schemas.microsoft.com/office/word/2010/wordprocessingInk" xmlns:wne="http://schemas.microsoft.com/office/word/2006/wordml" xmlns:wps="http://schemas.microsoft.com/office/word/2010/wordprocessingShape" mc:Ignorable="w14 w15 w16se w16cid w16 w16cex w16sdtdh wp14">
+<w:document xmlns:wpc="http://schemas.microsoft.com/office/word/2010/wordprocessingCanvas" xmlns:cx="http://schemas.microsoft.com/office/drawing/2014/chartex" xmlns:cx1="http://schemas.microsoft.com/office/drawing/2015/9/8/chartex" xmlns:cx2="http://schemas.microsoft.com/office/drawing/2015/10/21/chartex" xmlns:cx3="http://schemas.microsoft.com/office/drawing/2016/5/9/chartex" xmlns:cx4="http://schemas.microsoft.com/office/drawing/2016/5/10/chartex" xmlns:cx5="http://schemas.microsoft.com/office/drawing/2016/5/11/chartex" xmlns:cx6="http://schemas.microsoft.com/office/drawing/2016/5/12/chartex" xmlns:cx7="http://schemas.microsoft.com/office/drawing/2016/5/13/chartex" xmlns:cx8="http://schemas.microsoft.com/office/drawing/2016/5/14/chartex" xmlns:mc="http://schemas.openxmlformats.org/markup-compatibility/2006" xmlns:aink="http://schemas.microsoft.com/office/drawing/2016/ink" xmlns:am3d="http://schemas.microsoft.com/office/drawing/2017/model3d" xmlns:o="urn:schemas-microsoft-com:office:office" xmlns:oel="http://schemas.microsoft.com/office/2019/extlst" xmlns:r="http://schemas.openxmlformats.org/officeDocument/2006/relationships" xmlns:m="http://schemas.openxmlformats.org/officeDocument/2006/math" xmlns:v="urn:schemas-microsoft-com:vml" xmlns:wp14="http://schemas.microsoft.com/office/word/2010/wordprocessingDrawing" xmlns:wp="http://schemas.openxmlformats.org/drawingml/2006/wordprocessingDrawing" xmlns:w10="urn:schemas-microsoft-com:office:word" xmlns:w="http://schemas.openxmlformats.org/wordprocessingml/2006/main" xmlns:w14="http://schemas.microsoft.com/office/word/2010/wordml" xmlns:w15="http://schemas.microsoft.com/office/word/2012/wordml" xmlns:w16cex="http://schemas.microsoft.com/office/word/2018/wordml/cex" xmlns:w16cid="http://schemas.microsoft.com/office/word/2016/wordml/cid" xmlns:w16="http://schemas.microsoft.com/office/word/2018/wordml" xmlns:w16du="http://schemas.microsoft.com/office/word/2023/wordml/word16du" xmlns:w16sdtdh="http://schemas.microsoft.com/office/word/2020/wordml/sdtdatahash" xmlns:w16se="http://schemas.microsoft.com/office/word/2015/wordml/symex" xmlns:wpg="http://schemas.microsoft.com/office/word/2010/wordprocessingGroup" xmlns:wpi="http://schemas.microsoft.com/office/word/2010/wordprocessingInk" xmlns:wne="http://schemas.microsoft.com/office/word/2006/wordml" xmlns:wps="http://schemas.microsoft.com/office/word/2010/wordprocessingShape" mc:Ignorable="w14 w15 w16se w16cid w16 w16cex w16sdtdh w16du wp14">
   <w:body>
     <w:p>
       <w:pPr>
@@ -19,69 +19,15 @@
           <w:szCs w:val="24"/>
           <w:lang w:val="de-CH"/>
         </w:rPr>
-        <w:t xml:space="preserve">Benjamin Bach, Natalie </w:t>
-      </w:r>
-      <w:proofErr w:type="spellStart"/>
-      <w:r>
-        <w:rPr>
-          <w:sz w:val="24"/>
-          <w:szCs w:val="24"/>
-          <w:lang w:val="de-CH"/>
-        </w:rPr>
-        <w:t>Kerracher</w:t>
-      </w:r>
-      <w:proofErr w:type="spellEnd"/>
-      <w:r>
-        <w:rPr>
-          <w:sz w:val="24"/>
-          <w:szCs w:val="24"/>
-          <w:lang w:val="de-CH"/>
-        </w:rPr>
-        <w:t xml:space="preserve">, Kyle </w:t>
-      </w:r>
-      <w:proofErr w:type="spellStart"/>
-      <w:r>
-        <w:rPr>
-          <w:sz w:val="24"/>
-          <w:szCs w:val="24"/>
-          <w:lang w:val="de-CH"/>
-        </w:rPr>
-        <w:t>Wm</w:t>
-      </w:r>
-      <w:proofErr w:type="spellEnd"/>
-      <w:r>
-        <w:rPr>
-          <w:sz w:val="24"/>
-          <w:szCs w:val="24"/>
-          <w:lang w:val="de-CH"/>
-        </w:rPr>
-        <w:t xml:space="preserve">. </w:t>
-      </w:r>
-      <w:r>
-        <w:rPr>
-          <w:sz w:val="24"/>
-          <w:szCs w:val="24"/>
-          <w:lang w:val="en-US"/>
-        </w:rPr>
-        <w:t xml:space="preserve">Hall, Sheelagh </w:t>
-      </w:r>
-      <w:proofErr w:type="spellStart"/>
-      <w:r>
-        <w:rPr>
-          <w:sz w:val="24"/>
-          <w:szCs w:val="24"/>
-          <w:lang w:val="en-US"/>
-        </w:rPr>
-        <w:t>Carpendale</w:t>
-      </w:r>
-      <w:proofErr w:type="spellEnd"/>
-      <w:r>
-        <w:rPr>
-          <w:sz w:val="24"/>
-          <w:szCs w:val="24"/>
-          <w:lang w:val="en-US"/>
-        </w:rPr>
-        <w:t xml:space="preserve">, Jessie Kennedy, </w:t>
+        <w:t xml:space="preserve">Benjamin Bach, Natalie Kerracher, Kyle Wm. </w:t>
+      </w:r>
+      <w:r>
+        <w:rPr>
+          <w:sz w:val="24"/>
+          <w:szCs w:val="24"/>
+          <w:lang w:val="en-US"/>
+        </w:rPr>
+        <w:t xml:space="preserve">Hall, Sheelagh Carpendale, Jessie Kennedy, </w:t>
       </w:r>
       <w:proofErr w:type="gramStart"/>
       <w:r>
@@ -164,43 +110,7 @@
           <w:szCs w:val="24"/>
           <w:lang w:val="de-CH"/>
         </w:rPr>
-        <w:t xml:space="preserve">Bach, Benjamin &amp; Henry </w:t>
-      </w:r>
-      <w:proofErr w:type="spellStart"/>
-      <w:r>
-        <w:rPr>
-          <w:sz w:val="24"/>
-          <w:szCs w:val="24"/>
-          <w:lang w:val="de-CH"/>
-        </w:rPr>
-        <w:t>Riche</w:t>
-      </w:r>
-      <w:proofErr w:type="spellEnd"/>
-      <w:r>
-        <w:rPr>
-          <w:sz w:val="24"/>
-          <w:szCs w:val="24"/>
-          <w:lang w:val="de-CH"/>
-        </w:rPr>
-        <w:t xml:space="preserve">, Nathalie &amp; Carpendale, </w:t>
-      </w:r>
-      <w:proofErr w:type="spellStart"/>
-      <w:r>
-        <w:rPr>
-          <w:sz w:val="24"/>
-          <w:szCs w:val="24"/>
-          <w:lang w:val="de-CH"/>
-        </w:rPr>
-        <w:t>Sheelagh</w:t>
-      </w:r>
-      <w:proofErr w:type="spellEnd"/>
-      <w:r>
-        <w:rPr>
-          <w:sz w:val="24"/>
-          <w:szCs w:val="24"/>
-          <w:lang w:val="de-CH"/>
-        </w:rPr>
-        <w:t xml:space="preserve"> &amp; Pfister, Hanspeter. </w:t>
+        <w:t xml:space="preserve">Bach, Benjamin &amp; Henry Riche, Nathalie &amp; Carpendale, Sheelagh &amp; Pfister, Hanspeter. </w:t>
       </w:r>
       <w:r>
         <w:rPr>
@@ -276,199 +186,7 @@
           <w:sz w:val="24"/>
           <w:szCs w:val="24"/>
         </w:rPr>
-        <w:t xml:space="preserve">Kim, Nam &amp; Henry </w:t>
-      </w:r>
-      <w:proofErr w:type="spellStart"/>
-      <w:r>
-        <w:rPr>
-          <w:sz w:val="24"/>
-          <w:szCs w:val="24"/>
-        </w:rPr>
-        <w:t>Riche</w:t>
-      </w:r>
-      <w:proofErr w:type="spellEnd"/>
-      <w:r>
-        <w:rPr>
-          <w:sz w:val="24"/>
-          <w:szCs w:val="24"/>
-        </w:rPr>
-        <w:t xml:space="preserve">, Nathalie &amp; Bach, Benjamin &amp; </w:t>
-      </w:r>
-      <w:proofErr w:type="spellStart"/>
-      <w:r>
-        <w:rPr>
-          <w:sz w:val="24"/>
-          <w:szCs w:val="24"/>
-        </w:rPr>
-        <w:t>Xu</w:t>
-      </w:r>
-      <w:proofErr w:type="spellEnd"/>
-      <w:r>
-        <w:rPr>
-          <w:sz w:val="24"/>
-          <w:szCs w:val="24"/>
-        </w:rPr>
-        <w:t xml:space="preserve">, </w:t>
-      </w:r>
-      <w:proofErr w:type="spellStart"/>
-      <w:r>
-        <w:rPr>
-          <w:sz w:val="24"/>
-          <w:szCs w:val="24"/>
-        </w:rPr>
-        <w:t>Guanpeng</w:t>
-      </w:r>
-      <w:proofErr w:type="spellEnd"/>
-      <w:r>
-        <w:rPr>
-          <w:sz w:val="24"/>
-          <w:szCs w:val="24"/>
-        </w:rPr>
-        <w:t xml:space="preserve"> &amp; </w:t>
-      </w:r>
-      <w:proofErr w:type="spellStart"/>
-      <w:r>
-        <w:rPr>
-          <w:sz w:val="24"/>
-          <w:szCs w:val="24"/>
-        </w:rPr>
-        <w:t>Brehmer</w:t>
-      </w:r>
-      <w:proofErr w:type="spellEnd"/>
-      <w:r>
-        <w:rPr>
-          <w:sz w:val="24"/>
-          <w:szCs w:val="24"/>
-        </w:rPr>
-        <w:t xml:space="preserve">, Matthew &amp; </w:t>
-      </w:r>
-      <w:proofErr w:type="spellStart"/>
-      <w:r>
-        <w:rPr>
-          <w:sz w:val="24"/>
-          <w:szCs w:val="24"/>
-        </w:rPr>
-        <w:t>Hinckley</w:t>
-      </w:r>
-      <w:proofErr w:type="spellEnd"/>
-      <w:r>
-        <w:rPr>
-          <w:sz w:val="24"/>
-          <w:szCs w:val="24"/>
-        </w:rPr>
-        <w:t xml:space="preserve">, </w:t>
-      </w:r>
-      <w:proofErr w:type="spellStart"/>
-      <w:r>
-        <w:rPr>
-          <w:sz w:val="24"/>
-          <w:szCs w:val="24"/>
-        </w:rPr>
-        <w:t>Ken</w:t>
-      </w:r>
-      <w:proofErr w:type="spellEnd"/>
-      <w:r>
-        <w:rPr>
-          <w:sz w:val="24"/>
-          <w:szCs w:val="24"/>
-        </w:rPr>
-        <w:t xml:space="preserve"> &amp; </w:t>
-      </w:r>
-      <w:proofErr w:type="spellStart"/>
-      <w:r>
-        <w:rPr>
-          <w:sz w:val="24"/>
-          <w:szCs w:val="24"/>
-        </w:rPr>
-        <w:t>Pahud</w:t>
-      </w:r>
-      <w:proofErr w:type="spellEnd"/>
-      <w:r>
-        <w:rPr>
-          <w:sz w:val="24"/>
-          <w:szCs w:val="24"/>
-        </w:rPr>
-        <w:t xml:space="preserve">, Michel &amp; </w:t>
-      </w:r>
-      <w:proofErr w:type="spellStart"/>
-      <w:r>
-        <w:rPr>
-          <w:sz w:val="24"/>
-          <w:szCs w:val="24"/>
-        </w:rPr>
-        <w:t>Xia</w:t>
-      </w:r>
-      <w:proofErr w:type="spellEnd"/>
-      <w:r>
-        <w:rPr>
-          <w:sz w:val="24"/>
-          <w:szCs w:val="24"/>
-        </w:rPr>
-        <w:t xml:space="preserve">, </w:t>
-      </w:r>
-      <w:proofErr w:type="spellStart"/>
-      <w:r>
-        <w:rPr>
-          <w:sz w:val="24"/>
-          <w:szCs w:val="24"/>
-        </w:rPr>
-        <w:t>Haijun</w:t>
-      </w:r>
-      <w:proofErr w:type="spellEnd"/>
-      <w:r>
-        <w:rPr>
-          <w:sz w:val="24"/>
-          <w:szCs w:val="24"/>
-        </w:rPr>
-        <w:t xml:space="preserve"> &amp; </w:t>
-      </w:r>
-      <w:proofErr w:type="spellStart"/>
-      <w:r>
-        <w:rPr>
-          <w:sz w:val="24"/>
-          <w:szCs w:val="24"/>
-        </w:rPr>
-        <w:t>Mcguffin</w:t>
-      </w:r>
-      <w:proofErr w:type="spellEnd"/>
-      <w:r>
-        <w:rPr>
-          <w:sz w:val="24"/>
-          <w:szCs w:val="24"/>
-        </w:rPr>
-        <w:t xml:space="preserve">, Michael &amp; </w:t>
-      </w:r>
-      <w:proofErr w:type="spellStart"/>
-      <w:r>
-        <w:rPr>
-          <w:sz w:val="24"/>
-          <w:szCs w:val="24"/>
-        </w:rPr>
-        <w:t>Pfister</w:t>
-      </w:r>
-      <w:proofErr w:type="spellEnd"/>
-      <w:r>
-        <w:rPr>
-          <w:sz w:val="24"/>
-          <w:szCs w:val="24"/>
-        </w:rPr>
-        <w:t xml:space="preserve">, </w:t>
-      </w:r>
-      <w:proofErr w:type="spellStart"/>
-      <w:r>
-        <w:rPr>
-          <w:sz w:val="24"/>
-          <w:szCs w:val="24"/>
-        </w:rPr>
-        <w:t>Hanspeter</w:t>
-      </w:r>
-      <w:proofErr w:type="spellEnd"/>
-      <w:r>
-        <w:rPr>
-          <w:sz w:val="24"/>
-          <w:szCs w:val="24"/>
-        </w:rPr>
-        <w:t xml:space="preserve">. </w:t>
+        <w:t xml:space="preserve">Kim, Nam &amp; Henry Riche, Nathalie &amp; Bach, Benjamin &amp; Xu, Guanpeng &amp; Brehmer, Matthew &amp; Hinckley, Ken &amp; Pahud, Michel &amp; Xia, Haijun &amp; Mcguffin, Michael &amp; Pfister, Hanspeter. </w:t>
       </w:r>
       <w:r>
         <w:rPr>
@@ -478,7 +196,6 @@
         </w:rPr>
         <w:t xml:space="preserve">(2019). </w:t>
       </w:r>
-      <w:proofErr w:type="spellStart"/>
       <w:r>
         <w:rPr>
           <w:b/>
@@ -487,18 +204,7 @@
           <w:szCs w:val="24"/>
           <w:lang w:val="en-US"/>
         </w:rPr>
-        <w:t>DataToon</w:t>
-      </w:r>
-      <w:proofErr w:type="spellEnd"/>
-      <w:r>
-        <w:rPr>
-          <w:b/>
-          <w:bCs/>
-          <w:sz w:val="24"/>
-          <w:szCs w:val="24"/>
-          <w:lang w:val="en-US"/>
-        </w:rPr>
-        <w:t>: Drawing Data Comics About Dynamic Networks with Pen + Touch Interaction.</w:t>
+        <w:t>DataToon: Drawing Data Comics About Dynamic Networks with Pen + Touch Interaction.</w:t>
       </w:r>
       <w:r>
         <w:rPr>
@@ -556,29 +262,7 @@
           <w:shd w:val="clear" w:color="auto" w:fill="FFFFFF"/>
           <w:lang w:val="en-US"/>
         </w:rPr>
-        <w:t xml:space="preserve">Bach, Benjamin, </w:t>
-      </w:r>
-      <w:proofErr w:type="spellStart"/>
-      <w:r>
-        <w:rPr>
-          <w:rFonts w:cstheme="minorHAnsi"/>
-          <w:sz w:val="24"/>
-          <w:szCs w:val="24"/>
-          <w:shd w:val="clear" w:color="auto" w:fill="FFFFFF"/>
-          <w:lang w:val="en-US"/>
-        </w:rPr>
-        <w:t>Zezhong</w:t>
-      </w:r>
-      <w:proofErr w:type="spellEnd"/>
-      <w:r>
-        <w:rPr>
-          <w:rFonts w:cstheme="minorHAnsi"/>
-          <w:sz w:val="24"/>
-          <w:szCs w:val="24"/>
-          <w:shd w:val="clear" w:color="auto" w:fill="FFFFFF"/>
-          <w:lang w:val="en-US"/>
-        </w:rPr>
-        <w:t xml:space="preserve"> Wang, Matteo Farinella, Dave Murray-Rust, and Nathalie Henry Riche. Proceedings of the 2018 CHI Conference on Human Factors in Computing Systems, p. 38. ACM. (2018).</w:t>
+        <w:t>Bach, Benjamin, Zezhong Wang, Matteo Farinella, Dave Murray-Rust, and Nathalie Henry Riche. Proceedings of the 2018 CHI Conference on Human Factors in Computing Systems, p. 38. ACM. (2018).</w:t>
       </w:r>
       <w:r>
         <w:rPr>
@@ -652,87 +336,7 @@
           <w:szCs w:val="24"/>
           <w:lang w:val="de-CH"/>
         </w:rPr>
-        <w:t xml:space="preserve">Wang, </w:t>
-      </w:r>
-      <w:proofErr w:type="spellStart"/>
-      <w:r>
-        <w:rPr>
-          <w:rFonts w:cstheme="minorHAnsi"/>
-          <w:sz w:val="24"/>
-          <w:szCs w:val="24"/>
-          <w:lang w:val="de-CH"/>
-        </w:rPr>
-        <w:t>Zezhong</w:t>
-      </w:r>
-      <w:proofErr w:type="spellEnd"/>
-      <w:r>
-        <w:rPr>
-          <w:rFonts w:cstheme="minorHAnsi"/>
-          <w:sz w:val="24"/>
-          <w:szCs w:val="24"/>
-          <w:lang w:val="de-CH"/>
-        </w:rPr>
-        <w:t xml:space="preserve"> &amp; Wang, </w:t>
-      </w:r>
-      <w:proofErr w:type="spellStart"/>
-      <w:r>
-        <w:rPr>
-          <w:rFonts w:cstheme="minorHAnsi"/>
-          <w:sz w:val="24"/>
-          <w:szCs w:val="24"/>
-          <w:lang w:val="de-CH"/>
-        </w:rPr>
-        <w:t>Shunming</w:t>
-      </w:r>
-      <w:proofErr w:type="spellEnd"/>
-      <w:r>
-        <w:rPr>
-          <w:rFonts w:cstheme="minorHAnsi"/>
-          <w:sz w:val="24"/>
-          <w:szCs w:val="24"/>
-          <w:lang w:val="de-CH"/>
-        </w:rPr>
-        <w:t xml:space="preserve"> &amp; </w:t>
-      </w:r>
-      <w:proofErr w:type="spellStart"/>
-      <w:r>
-        <w:rPr>
-          <w:rFonts w:cstheme="minorHAnsi"/>
-          <w:sz w:val="24"/>
-          <w:szCs w:val="24"/>
-          <w:lang w:val="de-CH"/>
-        </w:rPr>
-        <w:t>Farinella</w:t>
-      </w:r>
-      <w:proofErr w:type="spellEnd"/>
-      <w:r>
-        <w:rPr>
-          <w:rFonts w:cstheme="minorHAnsi"/>
-          <w:sz w:val="24"/>
-          <w:szCs w:val="24"/>
-          <w:lang w:val="de-CH"/>
-        </w:rPr>
-        <w:t xml:space="preserve">, Matteo &amp; Murray-Rust, Dave &amp; Henry </w:t>
-      </w:r>
-      <w:proofErr w:type="spellStart"/>
-      <w:r>
-        <w:rPr>
-          <w:rFonts w:cstheme="minorHAnsi"/>
-          <w:sz w:val="24"/>
-          <w:szCs w:val="24"/>
-          <w:lang w:val="de-CH"/>
-        </w:rPr>
-        <w:t>Riche</w:t>
-      </w:r>
-      <w:proofErr w:type="spellEnd"/>
-      <w:r>
-        <w:rPr>
-          <w:rFonts w:cstheme="minorHAnsi"/>
-          <w:sz w:val="24"/>
-          <w:szCs w:val="24"/>
-          <w:lang w:val="de-CH"/>
-        </w:rPr>
-        <w:t xml:space="preserve">, Nathalie &amp; Bach, Benjamin. </w:t>
+        <w:t xml:space="preserve">Wang, Zezhong &amp; Wang, Shunming &amp; Farinella, Matteo &amp; Murray-Rust, Dave &amp; Henry Riche, Nathalie &amp; Bach, Benjamin. </w:t>
       </w:r>
       <w:r>
         <w:rPr>
@@ -806,7 +410,6 @@
           <w:lang w:val="en-US"/>
         </w:rPr>
       </w:pPr>
-      <w:proofErr w:type="spellStart"/>
       <w:r>
         <w:rPr>
           <w:rFonts w:cstheme="minorHAnsi"/>
@@ -815,40 +418,7 @@
           <w:shd w:val="clear" w:color="auto" w:fill="FFFFFF"/>
           <w:lang w:val="en-US"/>
         </w:rPr>
-        <w:t>Zezhong</w:t>
-      </w:r>
-      <w:proofErr w:type="spellEnd"/>
-      <w:r>
-        <w:rPr>
-          <w:rFonts w:cstheme="minorHAnsi"/>
-          <w:sz w:val="24"/>
-          <w:szCs w:val="24"/>
-          <w:shd w:val="clear" w:color="auto" w:fill="FFFFFF"/>
-          <w:lang w:val="en-US"/>
-        </w:rPr>
-        <w:t xml:space="preserve"> Wang, Jacob Ritchie, </w:t>
-      </w:r>
-      <w:proofErr w:type="spellStart"/>
-      <w:r>
-        <w:rPr>
-          <w:rFonts w:cstheme="minorHAnsi"/>
-          <w:sz w:val="24"/>
-          <w:szCs w:val="24"/>
-          <w:shd w:val="clear" w:color="auto" w:fill="FFFFFF"/>
-          <w:lang w:val="en-US"/>
-        </w:rPr>
-        <w:t>Jingtao</w:t>
-      </w:r>
-      <w:proofErr w:type="spellEnd"/>
-      <w:r>
-        <w:rPr>
-          <w:rFonts w:cstheme="minorHAnsi"/>
-          <w:sz w:val="24"/>
-          <w:szCs w:val="24"/>
-          <w:shd w:val="clear" w:color="auto" w:fill="FFFFFF"/>
-          <w:lang w:val="en-US"/>
-        </w:rPr>
-        <w:t xml:space="preserve"> Zhou, Fanny Chevalier, Benjamin Bach. IEEE Transactions on Visualization and Computer Graphics (TVCG) 2021 (IEEE VIS, 2020). (2021). </w:t>
+        <w:t xml:space="preserve">Zezhong Wang, Jacob Ritchie, Jingtao Zhou, Fanny Chevalier, Benjamin Bach. IEEE Transactions on Visualization and Computer Graphics (TVCG) 2021 (IEEE VIS, 2020). (2021). </w:t>
       </w:r>
       <w:hyperlink r:id="rId10" w:tgtFrame="_blank" w:history="1">
         <w:r>
@@ -937,7 +507,6 @@
           <w:lang w:val="en-US"/>
         </w:rPr>
       </w:pPr>
-      <w:proofErr w:type="spellStart"/>
       <w:r>
         <w:rPr>
           <w:rFonts w:cstheme="minorHAnsi"/>
@@ -946,40 +515,7 @@
           <w:shd w:val="clear" w:color="auto" w:fill="FFFFFF"/>
           <w:lang w:val="en-US"/>
         </w:rPr>
-        <w:t>Zezhong</w:t>
-      </w:r>
-      <w:proofErr w:type="spellEnd"/>
-      <w:r>
-        <w:rPr>
-          <w:rFonts w:cstheme="minorHAnsi"/>
-          <w:sz w:val="24"/>
-          <w:szCs w:val="24"/>
-          <w:shd w:val="clear" w:color="auto" w:fill="FFFFFF"/>
-          <w:lang w:val="en-US"/>
-        </w:rPr>
-        <w:t xml:space="preserve"> Wang, Jacob Ritchie, </w:t>
-      </w:r>
-      <w:proofErr w:type="spellStart"/>
-      <w:r>
-        <w:rPr>
-          <w:rFonts w:cstheme="minorHAnsi"/>
-          <w:sz w:val="24"/>
-          <w:szCs w:val="24"/>
-          <w:shd w:val="clear" w:color="auto" w:fill="FFFFFF"/>
-          <w:lang w:val="en-US"/>
-        </w:rPr>
-        <w:t>Jingtao</w:t>
-      </w:r>
-      <w:proofErr w:type="spellEnd"/>
-      <w:r>
-        <w:rPr>
-          <w:rFonts w:cstheme="minorHAnsi"/>
-          <w:sz w:val="24"/>
-          <w:szCs w:val="24"/>
-          <w:shd w:val="clear" w:color="auto" w:fill="FFFFFF"/>
-          <w:lang w:val="en-US"/>
-        </w:rPr>
-        <w:t xml:space="preserve"> Zhou, Fanny Chevalier, Benjamin Bach. IEEE Transactions on Visualization and Computer Graphics (TVCG) 2021 (IEEE VIS, 2020). (2021). </w:t>
+        <w:t xml:space="preserve">Zezhong Wang, Jacob Ritchie, Jingtao Zhou, Fanny Chevalier, Benjamin Bach. IEEE Transactions on Visualization and Computer Graphics (TVCG) 2021 (IEEE VIS, 2020). (2021). </w:t>
       </w:r>
       <w:r>
         <w:rPr>
@@ -1038,85 +574,14 @@
           <w:lang w:val="en-US"/>
         </w:rPr>
       </w:pPr>
-      <w:proofErr w:type="spellStart"/>
-      <w:r>
-        <w:rPr>
-          <w:rFonts w:cstheme="minorHAnsi"/>
-          <w:sz w:val="24"/>
-          <w:szCs w:val="24"/>
-          <w:lang w:val="en-US"/>
-        </w:rPr>
-        <w:t>Lazarinis</w:t>
-      </w:r>
-      <w:proofErr w:type="spellEnd"/>
-      <w:r>
-        <w:rPr>
-          <w:rFonts w:cstheme="minorHAnsi"/>
-          <w:sz w:val="24"/>
-          <w:szCs w:val="24"/>
-          <w:lang w:val="en-US"/>
-        </w:rPr>
-        <w:t xml:space="preserve">, Fotis &amp; </w:t>
-      </w:r>
-      <w:proofErr w:type="spellStart"/>
-      <w:r>
-        <w:rPr>
-          <w:rFonts w:cstheme="minorHAnsi"/>
-          <w:sz w:val="24"/>
-          <w:szCs w:val="24"/>
-          <w:lang w:val="en-US"/>
-        </w:rPr>
-        <w:t>Mazaraki</w:t>
-      </w:r>
-      <w:proofErr w:type="spellEnd"/>
-      <w:r>
-        <w:rPr>
-          <w:rFonts w:cstheme="minorHAnsi"/>
-          <w:sz w:val="24"/>
-          <w:szCs w:val="24"/>
-          <w:lang w:val="en-US"/>
-        </w:rPr>
-        <w:t xml:space="preserve">, Ageliki &amp; </w:t>
-      </w:r>
-      <w:proofErr w:type="spellStart"/>
-      <w:r>
-        <w:rPr>
-          <w:rFonts w:cstheme="minorHAnsi"/>
-          <w:sz w:val="24"/>
-          <w:szCs w:val="24"/>
-          <w:lang w:val="en-US"/>
-        </w:rPr>
-        <w:t>Verykios</w:t>
-      </w:r>
-      <w:proofErr w:type="spellEnd"/>
-      <w:r>
-        <w:rPr>
-          <w:rFonts w:cstheme="minorHAnsi"/>
-          <w:sz w:val="24"/>
-          <w:szCs w:val="24"/>
-          <w:lang w:val="en-US"/>
-        </w:rPr>
-        <w:t xml:space="preserve">, Vassilios &amp; </w:t>
-      </w:r>
-      <w:proofErr w:type="spellStart"/>
-      <w:r>
-        <w:rPr>
-          <w:rFonts w:cstheme="minorHAnsi"/>
-          <w:sz w:val="24"/>
-          <w:szCs w:val="24"/>
-          <w:lang w:val="en-US"/>
-        </w:rPr>
-        <w:t>Panagiotakopoulos</w:t>
-      </w:r>
-      <w:proofErr w:type="spellEnd"/>
-      <w:r>
-        <w:rPr>
-          <w:rFonts w:cstheme="minorHAnsi"/>
-          <w:sz w:val="24"/>
-          <w:szCs w:val="24"/>
-          <w:lang w:val="en-US"/>
-        </w:rPr>
-        <w:t xml:space="preserve">, Christos. (2015). </w:t>
+      <w:r>
+        <w:rPr>
+          <w:rFonts w:cstheme="minorHAnsi"/>
+          <w:sz w:val="24"/>
+          <w:szCs w:val="24"/>
+          <w:lang w:val="en-US"/>
+        </w:rPr>
+        <w:t xml:space="preserve">Lazarinis, Fotis &amp; Mazaraki, Ageliki &amp; Verykios, Vassilios &amp; Panagiotakopoulos, Christos. (2015). </w:t>
       </w:r>
       <w:r>
         <w:rPr>
@@ -1211,25 +676,7 @@
           <w:szCs w:val="24"/>
           <w:lang w:val="en-US"/>
         </w:rPr>
-        <w:t xml:space="preserve"> ACM Trans. Access. </w:t>
-      </w:r>
-      <w:proofErr w:type="spellStart"/>
-      <w:r>
-        <w:rPr>
-          <w:sz w:val="24"/>
-          <w:szCs w:val="24"/>
-          <w:lang w:val="en-US"/>
-        </w:rPr>
-        <w:t>Comput</w:t>
-      </w:r>
-      <w:proofErr w:type="spellEnd"/>
-      <w:r>
-        <w:rPr>
-          <w:sz w:val="24"/>
-          <w:szCs w:val="24"/>
-          <w:lang w:val="en-US"/>
-        </w:rPr>
-        <w:t>. 15, 2, Article 8 (June 2022), 27 pages. https://doi.org/10.1145/3508500</w:t>
+        <w:t xml:space="preserve"> ACM Trans. Access. Comput. 15, 2, Article 8 (June 2022), 27 pages. https://doi.org/10.1145/3508500</w:t>
       </w:r>
     </w:p>
     <w:p>
@@ -1286,25 +733,7 @@
           <w:szCs w:val="24"/>
           <w:lang w:val="en-US"/>
         </w:rPr>
-        <w:t xml:space="preserve">Hiroaki </w:t>
-      </w:r>
-      <w:proofErr w:type="spellStart"/>
-      <w:r>
-        <w:rPr>
-          <w:sz w:val="24"/>
-          <w:szCs w:val="24"/>
-          <w:lang w:val="en-US"/>
-        </w:rPr>
-        <w:t>Tobita</w:t>
-      </w:r>
-      <w:proofErr w:type="spellEnd"/>
-      <w:r>
-        <w:rPr>
-          <w:sz w:val="24"/>
-          <w:szCs w:val="24"/>
-          <w:lang w:val="en-US"/>
-        </w:rPr>
-        <w:t xml:space="preserve">. 2011. </w:t>
+        <w:t xml:space="preserve">Hiroaki Tobita. 2011. </w:t>
       </w:r>
       <w:r>
         <w:rPr>
@@ -1389,47 +818,7 @@
           <w:szCs w:val="24"/>
           <w:lang w:val="en-US"/>
         </w:rPr>
-        <w:t xml:space="preserve">Madiha Tabassum, Abdulmajeed </w:t>
-      </w:r>
-      <w:proofErr w:type="spellStart"/>
-      <w:r>
-        <w:rPr>
-          <w:rFonts w:cstheme="minorHAnsi"/>
-          <w:sz w:val="24"/>
-          <w:szCs w:val="24"/>
-          <w:lang w:val="en-US"/>
-        </w:rPr>
-        <w:t>Alqhatani</w:t>
-      </w:r>
-      <w:proofErr w:type="spellEnd"/>
-      <w:r>
-        <w:rPr>
-          <w:rFonts w:cstheme="minorHAnsi"/>
-          <w:sz w:val="24"/>
-          <w:szCs w:val="24"/>
-          <w:lang w:val="en-US"/>
-        </w:rPr>
-        <w:t xml:space="preserve">, Marran </w:t>
-      </w:r>
-      <w:proofErr w:type="spellStart"/>
-      <w:r>
-        <w:rPr>
-          <w:rFonts w:cstheme="minorHAnsi"/>
-          <w:sz w:val="24"/>
-          <w:szCs w:val="24"/>
-          <w:lang w:val="en-US"/>
-        </w:rPr>
-        <w:t>Aldossari</w:t>
-      </w:r>
-      <w:proofErr w:type="spellEnd"/>
-      <w:r>
-        <w:rPr>
-          <w:rFonts w:cstheme="minorHAnsi"/>
-          <w:sz w:val="24"/>
-          <w:szCs w:val="24"/>
-          <w:lang w:val="en-US"/>
-        </w:rPr>
-        <w:t xml:space="preserve">, and Heather Richter Lipford. 2018. </w:t>
+        <w:t xml:space="preserve">Madiha Tabassum, Abdulmajeed Alqhatani, Marran Aldossari, and Heather Richter Lipford. 2018. </w:t>
       </w:r>
       <w:r>
         <w:rPr>
@@ -1500,103 +889,13 @@
           <w:lang w:val="en-US"/>
         </w:rPr>
       </w:pPr>
-      <w:proofErr w:type="spellStart"/>
-      <w:r>
-        <w:rPr>
-          <w:sz w:val="24"/>
-          <w:szCs w:val="24"/>
-        </w:rPr>
-        <w:t>Xengie</w:t>
-      </w:r>
-      <w:proofErr w:type="spellEnd"/>
-      <w:r>
-        <w:rPr>
-          <w:sz w:val="24"/>
-          <w:szCs w:val="24"/>
-        </w:rPr>
-        <w:t xml:space="preserve"> </w:t>
-      </w:r>
-      <w:proofErr w:type="spellStart"/>
-      <w:r>
-        <w:rPr>
-          <w:sz w:val="24"/>
-          <w:szCs w:val="24"/>
-        </w:rPr>
-        <w:t>Doan</w:t>
-      </w:r>
-      <w:proofErr w:type="spellEnd"/>
-      <w:r>
-        <w:rPr>
-          <w:sz w:val="24"/>
-          <w:szCs w:val="24"/>
-        </w:rPr>
-        <w:t xml:space="preserve">, Annika </w:t>
-      </w:r>
-      <w:proofErr w:type="spellStart"/>
-      <w:r>
-        <w:rPr>
-          <w:sz w:val="24"/>
-          <w:szCs w:val="24"/>
-        </w:rPr>
-        <w:t>Selzer</w:t>
-      </w:r>
-      <w:proofErr w:type="spellEnd"/>
-      <w:r>
-        <w:rPr>
-          <w:sz w:val="24"/>
-          <w:szCs w:val="24"/>
-        </w:rPr>
-        <w:t xml:space="preserve">, Arianna </w:t>
-      </w:r>
-      <w:proofErr w:type="spellStart"/>
-      <w:r>
-        <w:rPr>
-          <w:sz w:val="24"/>
-          <w:szCs w:val="24"/>
-        </w:rPr>
-        <w:t>Rossi</w:t>
-      </w:r>
-      <w:proofErr w:type="spellEnd"/>
-      <w:r>
-        <w:rPr>
-          <w:sz w:val="24"/>
-          <w:szCs w:val="24"/>
-        </w:rPr>
-        <w:t xml:space="preserve">, Wilhelmina Maria </w:t>
-      </w:r>
-      <w:proofErr w:type="spellStart"/>
-      <w:r>
-        <w:rPr>
-          <w:sz w:val="24"/>
-          <w:szCs w:val="24"/>
-        </w:rPr>
-        <w:t>Botes</w:t>
-      </w:r>
-      <w:proofErr w:type="spellEnd"/>
-      <w:r>
-        <w:rPr>
-          <w:sz w:val="24"/>
-          <w:szCs w:val="24"/>
-        </w:rPr>
-        <w:t xml:space="preserve">, and Gabriele </w:t>
-      </w:r>
-      <w:proofErr w:type="spellStart"/>
-      <w:r>
-        <w:rPr>
-          <w:sz w:val="24"/>
-          <w:szCs w:val="24"/>
-        </w:rPr>
-        <w:t>Lenzini</w:t>
-      </w:r>
-      <w:proofErr w:type="spellEnd"/>
-      <w:r>
-        <w:rPr>
-          <w:sz w:val="24"/>
-          <w:szCs w:val="24"/>
-        </w:rPr>
-        <w:t xml:space="preserve">. 2022. </w:t>
-      </w:r>
-      <w:proofErr w:type="spellStart"/>
+      <w:r>
+        <w:rPr>
+          <w:sz w:val="24"/>
+          <w:szCs w:val="24"/>
+        </w:rPr>
+        <w:t xml:space="preserve">Xengie Doan, Annika Selzer, Arianna Rossi, Wilhelmina Maria Botes, and Gabriele Lenzini. 2022. </w:t>
+      </w:r>
       <w:r>
         <w:rPr>
           <w:b/>
@@ -1604,348 +903,14 @@
           <w:sz w:val="24"/>
           <w:szCs w:val="24"/>
         </w:rPr>
-        <w:t>Context</w:t>
-      </w:r>
-      <w:proofErr w:type="spellEnd"/>
-      <w:r>
-        <w:rPr>
-          <w:b/>
-          <w:bCs/>
-          <w:sz w:val="24"/>
-          <w:szCs w:val="24"/>
-        </w:rPr>
-        <w:t xml:space="preserve">, </w:t>
-      </w:r>
-      <w:proofErr w:type="spellStart"/>
-      <w:r>
-        <w:rPr>
-          <w:b/>
-          <w:bCs/>
-          <w:sz w:val="24"/>
-          <w:szCs w:val="24"/>
-        </w:rPr>
-        <w:t>Prioritization</w:t>
-      </w:r>
-      <w:proofErr w:type="spellEnd"/>
-      <w:r>
-        <w:rPr>
-          <w:b/>
-          <w:bCs/>
-          <w:sz w:val="24"/>
-          <w:szCs w:val="24"/>
-        </w:rPr>
-        <w:t xml:space="preserve">, and </w:t>
-      </w:r>
-      <w:proofErr w:type="spellStart"/>
-      <w:r>
-        <w:rPr>
-          <w:b/>
-          <w:bCs/>
-          <w:sz w:val="24"/>
-          <w:szCs w:val="24"/>
-        </w:rPr>
-        <w:t>Unexpectedness</w:t>
-      </w:r>
-      <w:proofErr w:type="spellEnd"/>
-      <w:r>
-        <w:rPr>
-          <w:b/>
-          <w:bCs/>
-          <w:sz w:val="24"/>
-          <w:szCs w:val="24"/>
-        </w:rPr>
-        <w:t xml:space="preserve">: </w:t>
-      </w:r>
-      <w:proofErr w:type="spellStart"/>
-      <w:r>
-        <w:rPr>
-          <w:b/>
-          <w:bCs/>
-          <w:sz w:val="24"/>
-          <w:szCs w:val="24"/>
-        </w:rPr>
-        <w:t>Factors</w:t>
-      </w:r>
-      <w:proofErr w:type="spellEnd"/>
-      <w:r>
-        <w:rPr>
-          <w:b/>
-          <w:bCs/>
-          <w:sz w:val="24"/>
-          <w:szCs w:val="24"/>
-        </w:rPr>
-        <w:t xml:space="preserve"> </w:t>
-      </w:r>
-      <w:proofErr w:type="spellStart"/>
-      <w:r>
-        <w:rPr>
-          <w:b/>
-          <w:bCs/>
-          <w:sz w:val="24"/>
-          <w:szCs w:val="24"/>
-        </w:rPr>
-        <w:t>Influencing</w:t>
-      </w:r>
-      <w:proofErr w:type="spellEnd"/>
-      <w:r>
-        <w:rPr>
-          <w:b/>
-          <w:bCs/>
-          <w:sz w:val="24"/>
-          <w:szCs w:val="24"/>
-        </w:rPr>
-        <w:t xml:space="preserve"> User </w:t>
-      </w:r>
-      <w:proofErr w:type="spellStart"/>
-      <w:r>
-        <w:rPr>
-          <w:b/>
-          <w:bCs/>
-          <w:sz w:val="24"/>
-          <w:szCs w:val="24"/>
-        </w:rPr>
-        <w:t>Attitudes</w:t>
-      </w:r>
-      <w:proofErr w:type="spellEnd"/>
-      <w:r>
-        <w:rPr>
-          <w:b/>
-          <w:bCs/>
-          <w:sz w:val="24"/>
-          <w:szCs w:val="24"/>
-        </w:rPr>
-        <w:t xml:space="preserve"> </w:t>
-      </w:r>
-      <w:proofErr w:type="spellStart"/>
-      <w:r>
-        <w:rPr>
-          <w:b/>
-          <w:bCs/>
-          <w:sz w:val="24"/>
-          <w:szCs w:val="24"/>
-        </w:rPr>
-        <w:t>About</w:t>
-      </w:r>
-      <w:proofErr w:type="spellEnd"/>
-      <w:r>
-        <w:rPr>
-          <w:b/>
-          <w:bCs/>
-          <w:sz w:val="24"/>
-          <w:szCs w:val="24"/>
-        </w:rPr>
-        <w:t xml:space="preserve"> </w:t>
-      </w:r>
-      <w:proofErr w:type="spellStart"/>
-      <w:r>
-        <w:rPr>
-          <w:b/>
-          <w:bCs/>
-          <w:sz w:val="24"/>
-          <w:szCs w:val="24"/>
-        </w:rPr>
-        <w:t>Infographic</w:t>
-      </w:r>
-      <w:proofErr w:type="spellEnd"/>
-      <w:r>
-        <w:rPr>
-          <w:b/>
-          <w:bCs/>
-          <w:sz w:val="24"/>
-          <w:szCs w:val="24"/>
-        </w:rPr>
-        <w:t xml:space="preserve"> and </w:t>
-      </w:r>
-      <w:proofErr w:type="spellStart"/>
-      <w:r>
-        <w:rPr>
-          <w:b/>
-          <w:bCs/>
-          <w:sz w:val="24"/>
-          <w:szCs w:val="24"/>
-        </w:rPr>
-        <w:t>Comic</w:t>
-      </w:r>
-      <w:proofErr w:type="spellEnd"/>
-      <w:r>
-        <w:rPr>
-          <w:b/>
-          <w:bCs/>
-          <w:sz w:val="24"/>
-          <w:szCs w:val="24"/>
-        </w:rPr>
-        <w:t xml:space="preserve"> </w:t>
-      </w:r>
-      <w:proofErr w:type="spellStart"/>
-      <w:r>
-        <w:rPr>
-          <w:b/>
-          <w:bCs/>
-          <w:sz w:val="24"/>
-          <w:szCs w:val="24"/>
-        </w:rPr>
-        <w:t>Consent</w:t>
-      </w:r>
-      <w:proofErr w:type="spellEnd"/>
-      <w:r>
-        <w:rPr>
-          <w:b/>
-          <w:bCs/>
-          <w:sz w:val="24"/>
-          <w:szCs w:val="24"/>
-        </w:rPr>
-        <w:t>.</w:t>
-      </w:r>
-      <w:r>
-        <w:rPr>
-          <w:sz w:val="24"/>
-          <w:szCs w:val="24"/>
-        </w:rPr>
-        <w:t xml:space="preserve"> In </w:t>
-      </w:r>
-      <w:proofErr w:type="spellStart"/>
-      <w:r>
-        <w:rPr>
-          <w:sz w:val="24"/>
-          <w:szCs w:val="24"/>
-        </w:rPr>
-        <w:t>Companion</w:t>
-      </w:r>
-      <w:proofErr w:type="spellEnd"/>
-      <w:r>
-        <w:rPr>
-          <w:sz w:val="24"/>
-          <w:szCs w:val="24"/>
-        </w:rPr>
-        <w:t xml:space="preserve"> </w:t>
-      </w:r>
-      <w:proofErr w:type="spellStart"/>
-      <w:r>
-        <w:rPr>
-          <w:sz w:val="24"/>
-          <w:szCs w:val="24"/>
-        </w:rPr>
-        <w:t>Proceedings</w:t>
-      </w:r>
-      <w:proofErr w:type="spellEnd"/>
-      <w:r>
-        <w:rPr>
-          <w:sz w:val="24"/>
-          <w:szCs w:val="24"/>
-        </w:rPr>
-        <w:t xml:space="preserve"> </w:t>
-      </w:r>
-      <w:proofErr w:type="spellStart"/>
-      <w:r>
-        <w:rPr>
-          <w:sz w:val="24"/>
-          <w:szCs w:val="24"/>
-        </w:rPr>
-        <w:t>of</w:t>
-      </w:r>
-      <w:proofErr w:type="spellEnd"/>
-      <w:r>
-        <w:rPr>
-          <w:sz w:val="24"/>
-          <w:szCs w:val="24"/>
-        </w:rPr>
-        <w:t xml:space="preserve"> </w:t>
-      </w:r>
-      <w:proofErr w:type="spellStart"/>
-      <w:r>
-        <w:rPr>
-          <w:sz w:val="24"/>
-          <w:szCs w:val="24"/>
-        </w:rPr>
-        <w:t>the</w:t>
-      </w:r>
-      <w:proofErr w:type="spellEnd"/>
-      <w:r>
-        <w:rPr>
-          <w:sz w:val="24"/>
-          <w:szCs w:val="24"/>
-        </w:rPr>
-        <w:t xml:space="preserve"> Web </w:t>
-      </w:r>
-      <w:proofErr w:type="spellStart"/>
-      <w:r>
-        <w:rPr>
-          <w:sz w:val="24"/>
-          <w:szCs w:val="24"/>
-        </w:rPr>
-        <w:t>Conference</w:t>
-      </w:r>
-      <w:proofErr w:type="spellEnd"/>
-      <w:r>
-        <w:rPr>
-          <w:sz w:val="24"/>
-          <w:szCs w:val="24"/>
-        </w:rPr>
-        <w:t xml:space="preserve"> 2022 (WWW '22). </w:t>
-      </w:r>
-      <w:proofErr w:type="spellStart"/>
-      <w:r>
-        <w:rPr>
-          <w:sz w:val="24"/>
-          <w:szCs w:val="24"/>
-        </w:rPr>
-        <w:t>Association</w:t>
-      </w:r>
-      <w:proofErr w:type="spellEnd"/>
-      <w:r>
-        <w:rPr>
-          <w:sz w:val="24"/>
-          <w:szCs w:val="24"/>
-        </w:rPr>
-        <w:t xml:space="preserve"> </w:t>
-      </w:r>
-      <w:proofErr w:type="spellStart"/>
-      <w:r>
-        <w:rPr>
-          <w:sz w:val="24"/>
-          <w:szCs w:val="24"/>
-        </w:rPr>
-        <w:t>for</w:t>
-      </w:r>
-      <w:proofErr w:type="spellEnd"/>
-      <w:r>
-        <w:rPr>
-          <w:sz w:val="24"/>
-          <w:szCs w:val="24"/>
-        </w:rPr>
-        <w:t xml:space="preserve"> </w:t>
-      </w:r>
-      <w:proofErr w:type="spellStart"/>
-      <w:r>
-        <w:rPr>
-          <w:sz w:val="24"/>
-          <w:szCs w:val="24"/>
-        </w:rPr>
-        <w:t>Computing</w:t>
-      </w:r>
-      <w:proofErr w:type="spellEnd"/>
-      <w:r>
-        <w:rPr>
-          <w:sz w:val="24"/>
-          <w:szCs w:val="24"/>
-        </w:rPr>
-        <w:t xml:space="preserve"> </w:t>
-      </w:r>
-      <w:proofErr w:type="spellStart"/>
-      <w:r>
-        <w:rPr>
-          <w:sz w:val="24"/>
-          <w:szCs w:val="24"/>
-        </w:rPr>
-        <w:t>Machinery</w:t>
-      </w:r>
-      <w:proofErr w:type="spellEnd"/>
-      <w:r>
-        <w:rPr>
-          <w:sz w:val="24"/>
-          <w:szCs w:val="24"/>
-        </w:rPr>
-        <w:t xml:space="preserve">, New York, NY, USA, 534–545. </w:t>
+        <w:t>Context, Prioritization, and Unexpectedness: Factors Influencing User Attitudes About Infographic and Comic Consent.</w:t>
+      </w:r>
+      <w:r>
+        <w:rPr>
+          <w:sz w:val="24"/>
+          <w:szCs w:val="24"/>
+        </w:rPr>
+        <w:t xml:space="preserve"> In Companion Proceedings of the Web Conference 2022 (WWW '22). Association for Computing Machinery, New York, NY, USA, 534–545. </w:t>
       </w:r>
     </w:p>
     <w:p>
@@ -1997,47 +962,7 @@
           <w:szCs w:val="24"/>
           <w:lang w:val="en-US"/>
         </w:rPr>
-        <w:t xml:space="preserve">Md Tanvir Hasan, Annika Wolff, Antti </w:t>
-      </w:r>
-      <w:proofErr w:type="spellStart"/>
-      <w:r>
-        <w:rPr>
-          <w:rFonts w:cstheme="minorHAnsi"/>
-          <w:sz w:val="24"/>
-          <w:szCs w:val="24"/>
-          <w:lang w:val="en-US"/>
-        </w:rPr>
-        <w:t>Knutas</w:t>
-      </w:r>
-      <w:proofErr w:type="spellEnd"/>
-      <w:r>
-        <w:rPr>
-          <w:rFonts w:cstheme="minorHAnsi"/>
-          <w:sz w:val="24"/>
-          <w:szCs w:val="24"/>
-          <w:lang w:val="en-US"/>
-        </w:rPr>
-        <w:t xml:space="preserve">, Anne </w:t>
-      </w:r>
-      <w:proofErr w:type="spellStart"/>
-      <w:r>
-        <w:rPr>
-          <w:rFonts w:cstheme="minorHAnsi"/>
-          <w:sz w:val="24"/>
-          <w:szCs w:val="24"/>
-          <w:lang w:val="en-US"/>
-        </w:rPr>
-        <w:t>Pässilä</w:t>
-      </w:r>
-      <w:proofErr w:type="spellEnd"/>
-      <w:r>
-        <w:rPr>
-          <w:rFonts w:cstheme="minorHAnsi"/>
-          <w:sz w:val="24"/>
-          <w:szCs w:val="24"/>
-          <w:lang w:val="en-US"/>
-        </w:rPr>
-        <w:t xml:space="preserve">, and Lasse Kantola. 2022. </w:t>
+        <w:t xml:space="preserve">Md Tanvir Hasan, Annika Wolff, Antti Knutas, Anne Pässilä, and Lasse Kantola. 2022. </w:t>
       </w:r>
       <w:r>
         <w:rPr>
@@ -2108,119 +1033,13 @@
           <w:lang w:val="en-US"/>
         </w:rPr>
       </w:pPr>
-      <w:proofErr w:type="spellStart"/>
-      <w:r>
-        <w:rPr>
-          <w:sz w:val="24"/>
-          <w:szCs w:val="24"/>
-        </w:rPr>
-        <w:t>DaYe</w:t>
-      </w:r>
-      <w:proofErr w:type="spellEnd"/>
-      <w:r>
-        <w:rPr>
-          <w:sz w:val="24"/>
-          <w:szCs w:val="24"/>
-        </w:rPr>
-        <w:t xml:space="preserve"> </w:t>
-      </w:r>
-      <w:proofErr w:type="spellStart"/>
-      <w:r>
-        <w:rPr>
-          <w:sz w:val="24"/>
-          <w:szCs w:val="24"/>
-        </w:rPr>
-        <w:t>Kang</w:t>
-      </w:r>
-      <w:proofErr w:type="spellEnd"/>
-      <w:r>
-        <w:rPr>
-          <w:sz w:val="24"/>
-          <w:szCs w:val="24"/>
-        </w:rPr>
-        <w:t xml:space="preserve">, Tony Ho, </w:t>
-      </w:r>
-      <w:proofErr w:type="spellStart"/>
-      <w:r>
-        <w:rPr>
-          <w:sz w:val="24"/>
-          <w:szCs w:val="24"/>
-        </w:rPr>
-        <w:t>Nicolai</w:t>
-      </w:r>
-      <w:proofErr w:type="spellEnd"/>
-      <w:r>
-        <w:rPr>
-          <w:sz w:val="24"/>
-          <w:szCs w:val="24"/>
-        </w:rPr>
-        <w:t xml:space="preserve"> </w:t>
-      </w:r>
-      <w:proofErr w:type="spellStart"/>
-      <w:r>
-        <w:rPr>
-          <w:sz w:val="24"/>
-          <w:szCs w:val="24"/>
-        </w:rPr>
-        <w:t>Marquardt</w:t>
-      </w:r>
-      <w:proofErr w:type="spellEnd"/>
-      <w:r>
-        <w:rPr>
-          <w:sz w:val="24"/>
-          <w:szCs w:val="24"/>
-        </w:rPr>
-        <w:t xml:space="preserve">, </w:t>
-      </w:r>
-      <w:proofErr w:type="spellStart"/>
-      <w:r>
-        <w:rPr>
-          <w:sz w:val="24"/>
-          <w:szCs w:val="24"/>
-        </w:rPr>
-        <w:t>Bilge</w:t>
-      </w:r>
-      <w:proofErr w:type="spellEnd"/>
-      <w:r>
-        <w:rPr>
-          <w:sz w:val="24"/>
-          <w:szCs w:val="24"/>
-        </w:rPr>
-        <w:t xml:space="preserve"> </w:t>
-      </w:r>
-      <w:proofErr w:type="spellStart"/>
-      <w:r>
-        <w:rPr>
-          <w:sz w:val="24"/>
-          <w:szCs w:val="24"/>
-        </w:rPr>
-        <w:t>Mutlu</w:t>
-      </w:r>
-      <w:proofErr w:type="spellEnd"/>
-      <w:r>
-        <w:rPr>
-          <w:sz w:val="24"/>
-          <w:szCs w:val="24"/>
-        </w:rPr>
-        <w:t xml:space="preserve">, and Andrea </w:t>
-      </w:r>
-      <w:proofErr w:type="spellStart"/>
-      <w:r>
-        <w:rPr>
-          <w:sz w:val="24"/>
-          <w:szCs w:val="24"/>
-        </w:rPr>
-        <w:t>Bianchi</w:t>
-      </w:r>
-      <w:proofErr w:type="spellEnd"/>
-      <w:r>
-        <w:rPr>
-          <w:sz w:val="24"/>
-          <w:szCs w:val="24"/>
-        </w:rPr>
-        <w:t xml:space="preserve">. 2021. </w:t>
-      </w:r>
-      <w:proofErr w:type="spellStart"/>
+      <w:r>
+        <w:rPr>
+          <w:sz w:val="24"/>
+          <w:szCs w:val="24"/>
+        </w:rPr>
+        <w:t xml:space="preserve">DaYe Kang, Tony Ho, Nicolai Marquardt, Bilge Mutlu, and Andrea Bianchi. 2021. </w:t>
+      </w:r>
       <w:r>
         <w:rPr>
           <w:b/>
@@ -2228,336 +1047,14 @@
           <w:sz w:val="24"/>
           <w:szCs w:val="24"/>
         </w:rPr>
-        <w:t>ToonNote</w:t>
-      </w:r>
-      <w:proofErr w:type="spellEnd"/>
-      <w:r>
-        <w:rPr>
-          <w:b/>
-          <w:bCs/>
-          <w:sz w:val="24"/>
-          <w:szCs w:val="24"/>
-        </w:rPr>
-        <w:t xml:space="preserve">: </w:t>
-      </w:r>
-      <w:proofErr w:type="spellStart"/>
-      <w:r>
-        <w:rPr>
-          <w:b/>
-          <w:bCs/>
-          <w:sz w:val="24"/>
-          <w:szCs w:val="24"/>
-        </w:rPr>
-        <w:t>Improving</w:t>
-      </w:r>
-      <w:proofErr w:type="spellEnd"/>
-      <w:r>
-        <w:rPr>
-          <w:b/>
-          <w:bCs/>
-          <w:sz w:val="24"/>
-          <w:szCs w:val="24"/>
-        </w:rPr>
-        <w:t xml:space="preserve"> </w:t>
-      </w:r>
-      <w:proofErr w:type="spellStart"/>
-      <w:r>
-        <w:rPr>
-          <w:b/>
-          <w:bCs/>
-          <w:sz w:val="24"/>
-          <w:szCs w:val="24"/>
-        </w:rPr>
-        <w:t>Communication</w:t>
-      </w:r>
-      <w:proofErr w:type="spellEnd"/>
-      <w:r>
-        <w:rPr>
-          <w:b/>
-          <w:bCs/>
-          <w:sz w:val="24"/>
-          <w:szCs w:val="24"/>
-        </w:rPr>
-        <w:t xml:space="preserve"> in </w:t>
-      </w:r>
-      <w:proofErr w:type="spellStart"/>
-      <w:r>
-        <w:rPr>
-          <w:b/>
-          <w:bCs/>
-          <w:sz w:val="24"/>
-          <w:szCs w:val="24"/>
-        </w:rPr>
-        <w:t>Computational</w:t>
-      </w:r>
-      <w:proofErr w:type="spellEnd"/>
-      <w:r>
-        <w:rPr>
-          <w:b/>
-          <w:bCs/>
-          <w:sz w:val="24"/>
-          <w:szCs w:val="24"/>
-        </w:rPr>
-        <w:t xml:space="preserve"> </w:t>
-      </w:r>
-      <w:proofErr w:type="spellStart"/>
-      <w:r>
-        <w:rPr>
-          <w:b/>
-          <w:bCs/>
-          <w:sz w:val="24"/>
-          <w:szCs w:val="24"/>
-        </w:rPr>
-        <w:t>Notebooks</w:t>
-      </w:r>
-      <w:proofErr w:type="spellEnd"/>
-      <w:r>
-        <w:rPr>
-          <w:b/>
-          <w:bCs/>
-          <w:sz w:val="24"/>
-          <w:szCs w:val="24"/>
-        </w:rPr>
-        <w:t xml:space="preserve"> </w:t>
-      </w:r>
-      <w:proofErr w:type="spellStart"/>
-      <w:r>
-        <w:rPr>
-          <w:b/>
-          <w:bCs/>
-          <w:sz w:val="24"/>
-          <w:szCs w:val="24"/>
-        </w:rPr>
-        <w:t>Using</w:t>
-      </w:r>
-      <w:proofErr w:type="spellEnd"/>
-      <w:r>
-        <w:rPr>
-          <w:b/>
-          <w:bCs/>
-          <w:sz w:val="24"/>
-          <w:szCs w:val="24"/>
-        </w:rPr>
-        <w:t xml:space="preserve"> </w:t>
-      </w:r>
-      <w:proofErr w:type="spellStart"/>
-      <w:r>
-        <w:rPr>
-          <w:b/>
-          <w:bCs/>
-          <w:sz w:val="24"/>
-          <w:szCs w:val="24"/>
-        </w:rPr>
-        <w:t>Interactive</w:t>
-      </w:r>
-      <w:proofErr w:type="spellEnd"/>
-      <w:r>
-        <w:rPr>
-          <w:b/>
-          <w:bCs/>
-          <w:sz w:val="24"/>
-          <w:szCs w:val="24"/>
-        </w:rPr>
-        <w:t xml:space="preserve"> Data Comics.</w:t>
-      </w:r>
-      <w:r>
-        <w:rPr>
-          <w:sz w:val="24"/>
-          <w:szCs w:val="24"/>
-        </w:rPr>
-        <w:t xml:space="preserve"> In </w:t>
-      </w:r>
-      <w:proofErr w:type="spellStart"/>
-      <w:r>
-        <w:rPr>
-          <w:sz w:val="24"/>
-          <w:szCs w:val="24"/>
-        </w:rPr>
-        <w:t>Proceedings</w:t>
-      </w:r>
-      <w:proofErr w:type="spellEnd"/>
-      <w:r>
-        <w:rPr>
-          <w:sz w:val="24"/>
-          <w:szCs w:val="24"/>
-        </w:rPr>
-        <w:t xml:space="preserve"> </w:t>
-      </w:r>
-      <w:proofErr w:type="spellStart"/>
-      <w:r>
-        <w:rPr>
-          <w:sz w:val="24"/>
-          <w:szCs w:val="24"/>
-        </w:rPr>
-        <w:t>of</w:t>
-      </w:r>
-      <w:proofErr w:type="spellEnd"/>
-      <w:r>
-        <w:rPr>
-          <w:sz w:val="24"/>
-          <w:szCs w:val="24"/>
-        </w:rPr>
-        <w:t xml:space="preserve"> </w:t>
-      </w:r>
-      <w:proofErr w:type="spellStart"/>
-      <w:r>
-        <w:rPr>
-          <w:sz w:val="24"/>
-          <w:szCs w:val="24"/>
-        </w:rPr>
-        <w:t>the</w:t>
-      </w:r>
-      <w:proofErr w:type="spellEnd"/>
-      <w:r>
-        <w:rPr>
-          <w:sz w:val="24"/>
-          <w:szCs w:val="24"/>
-        </w:rPr>
-        <w:t xml:space="preserve"> 2021 CHI </w:t>
-      </w:r>
-      <w:proofErr w:type="spellStart"/>
-      <w:r>
-        <w:rPr>
-          <w:sz w:val="24"/>
-          <w:szCs w:val="24"/>
-        </w:rPr>
-        <w:t>Conference</w:t>
-      </w:r>
-      <w:proofErr w:type="spellEnd"/>
-      <w:r>
-        <w:rPr>
-          <w:sz w:val="24"/>
-          <w:szCs w:val="24"/>
-        </w:rPr>
-        <w:t xml:space="preserve"> on </w:t>
-      </w:r>
-      <w:proofErr w:type="spellStart"/>
-      <w:r>
-        <w:rPr>
-          <w:sz w:val="24"/>
-          <w:szCs w:val="24"/>
-        </w:rPr>
-        <w:t>Human</w:t>
-      </w:r>
-      <w:proofErr w:type="spellEnd"/>
-      <w:r>
-        <w:rPr>
-          <w:sz w:val="24"/>
-          <w:szCs w:val="24"/>
-        </w:rPr>
-        <w:t xml:space="preserve"> </w:t>
-      </w:r>
-      <w:proofErr w:type="spellStart"/>
-      <w:r>
-        <w:rPr>
-          <w:sz w:val="24"/>
-          <w:szCs w:val="24"/>
-        </w:rPr>
-        <w:t>Factors</w:t>
-      </w:r>
-      <w:proofErr w:type="spellEnd"/>
-      <w:r>
-        <w:rPr>
-          <w:sz w:val="24"/>
-          <w:szCs w:val="24"/>
-        </w:rPr>
-        <w:t xml:space="preserve"> in </w:t>
-      </w:r>
-      <w:proofErr w:type="spellStart"/>
-      <w:r>
-        <w:rPr>
-          <w:sz w:val="24"/>
-          <w:szCs w:val="24"/>
-        </w:rPr>
-        <w:t>Computing</w:t>
-      </w:r>
-      <w:proofErr w:type="spellEnd"/>
-      <w:r>
-        <w:rPr>
-          <w:sz w:val="24"/>
-          <w:szCs w:val="24"/>
-        </w:rPr>
-        <w:t xml:space="preserve"> Systems (CHI '21). </w:t>
-      </w:r>
-      <w:proofErr w:type="spellStart"/>
-      <w:r>
-        <w:rPr>
-          <w:sz w:val="24"/>
-          <w:szCs w:val="24"/>
-        </w:rPr>
-        <w:t>Association</w:t>
-      </w:r>
-      <w:proofErr w:type="spellEnd"/>
-      <w:r>
-        <w:rPr>
-          <w:sz w:val="24"/>
-          <w:szCs w:val="24"/>
-        </w:rPr>
-        <w:t xml:space="preserve"> </w:t>
-      </w:r>
-      <w:proofErr w:type="spellStart"/>
-      <w:r>
-        <w:rPr>
-          <w:sz w:val="24"/>
-          <w:szCs w:val="24"/>
-        </w:rPr>
-        <w:t>for</w:t>
-      </w:r>
-      <w:proofErr w:type="spellEnd"/>
-      <w:r>
-        <w:rPr>
-          <w:sz w:val="24"/>
-          <w:szCs w:val="24"/>
-        </w:rPr>
-        <w:t xml:space="preserve"> </w:t>
-      </w:r>
-      <w:proofErr w:type="spellStart"/>
-      <w:r>
-        <w:rPr>
-          <w:sz w:val="24"/>
-          <w:szCs w:val="24"/>
-        </w:rPr>
-        <w:t>Computing</w:t>
-      </w:r>
-      <w:proofErr w:type="spellEnd"/>
-      <w:r>
-        <w:rPr>
-          <w:sz w:val="24"/>
-          <w:szCs w:val="24"/>
-        </w:rPr>
-        <w:t xml:space="preserve"> </w:t>
-      </w:r>
-      <w:proofErr w:type="spellStart"/>
-      <w:r>
-        <w:rPr>
-          <w:sz w:val="24"/>
-          <w:szCs w:val="24"/>
-        </w:rPr>
-        <w:t>Machinery</w:t>
-      </w:r>
-      <w:proofErr w:type="spellEnd"/>
-      <w:r>
-        <w:rPr>
-          <w:sz w:val="24"/>
-          <w:szCs w:val="24"/>
-        </w:rPr>
-        <w:t xml:space="preserve">, New York, NY, USA, </w:t>
-      </w:r>
-      <w:proofErr w:type="spellStart"/>
-      <w:r>
-        <w:rPr>
-          <w:sz w:val="24"/>
-          <w:szCs w:val="24"/>
-        </w:rPr>
-        <w:t>Article</w:t>
-      </w:r>
-      <w:proofErr w:type="spellEnd"/>
-      <w:r>
-        <w:rPr>
-          <w:sz w:val="24"/>
-          <w:szCs w:val="24"/>
-        </w:rPr>
-        <w:t xml:space="preserve"> 727, 1–14. </w:t>
+        <w:t>ToonNote: Improving Communication in Computational Notebooks Using Interactive Data Comics.</w:t>
+      </w:r>
+      <w:r>
+        <w:rPr>
+          <w:sz w:val="24"/>
+          <w:szCs w:val="24"/>
+        </w:rPr>
+        <w:t xml:space="preserve"> In Proceedings of the 2021 CHI Conference on Human Factors in Computing Systems (CHI '21). Association for Computing Machinery, New York, NY, USA, Article 727, 1–14. </w:t>
       </w:r>
     </w:p>
     <w:p>
@@ -2601,7 +1098,6 @@
           <w:szCs w:val="24"/>
         </w:rPr>
       </w:pPr>
-      <w:proofErr w:type="spellStart"/>
       <w:r>
         <w:rPr>
           <w:rFonts w:cstheme="minorHAnsi"/>
@@ -2611,64 +1107,8 @@
           <w:shd w:val="clear" w:color="auto" w:fill="FFFFFF"/>
         </w:rPr>
         <w:lastRenderedPageBreak/>
-        <w:t>Alamalhodaei</w:t>
-      </w:r>
-      <w:proofErr w:type="spellEnd"/>
-      <w:r>
-        <w:rPr>
-          <w:rFonts w:cstheme="minorHAnsi"/>
-          <w:color w:val="222222"/>
-          <w:sz w:val="24"/>
-          <w:szCs w:val="24"/>
-          <w:shd w:val="clear" w:color="auto" w:fill="FFFFFF"/>
-        </w:rPr>
-        <w:t xml:space="preserve">, A., </w:t>
-      </w:r>
-      <w:proofErr w:type="spellStart"/>
-      <w:r>
-        <w:rPr>
-          <w:rFonts w:cstheme="minorHAnsi"/>
-          <w:color w:val="222222"/>
-          <w:sz w:val="24"/>
-          <w:szCs w:val="24"/>
-          <w:shd w:val="clear" w:color="auto" w:fill="FFFFFF"/>
-        </w:rPr>
-        <w:t>Alberda</w:t>
-      </w:r>
-      <w:proofErr w:type="spellEnd"/>
-      <w:r>
-        <w:rPr>
-          <w:rFonts w:cstheme="minorHAnsi"/>
-          <w:color w:val="222222"/>
-          <w:sz w:val="24"/>
-          <w:szCs w:val="24"/>
-          <w:shd w:val="clear" w:color="auto" w:fill="FFFFFF"/>
-        </w:rPr>
-        <w:t xml:space="preserve">, A. P., &amp; </w:t>
-      </w:r>
-      <w:proofErr w:type="spellStart"/>
-      <w:r>
-        <w:rPr>
-          <w:rFonts w:cstheme="minorHAnsi"/>
-          <w:color w:val="222222"/>
-          <w:sz w:val="24"/>
-          <w:szCs w:val="24"/>
-          <w:shd w:val="clear" w:color="auto" w:fill="FFFFFF"/>
-        </w:rPr>
-        <w:t>Feigenbaum</w:t>
-      </w:r>
-      <w:proofErr w:type="spellEnd"/>
-      <w:r>
-        <w:rPr>
-          <w:rFonts w:cstheme="minorHAnsi"/>
-          <w:color w:val="222222"/>
-          <w:sz w:val="24"/>
-          <w:szCs w:val="24"/>
-          <w:shd w:val="clear" w:color="auto" w:fill="FFFFFF"/>
-        </w:rPr>
-        <w:t xml:space="preserve">, A. (2020). </w:t>
-      </w:r>
-      <w:proofErr w:type="spellStart"/>
+        <w:t xml:space="preserve">Alamalhodaei, A., Alberda, A. P., &amp; Feigenbaum, A. (2020). </w:t>
+      </w:r>
       <w:r>
         <w:rPr>
           <w:rFonts w:cstheme="minorHAnsi"/>
@@ -2679,208 +1119,17 @@
           <w:szCs w:val="24"/>
           <w:shd w:val="clear" w:color="auto" w:fill="FFFFFF"/>
         </w:rPr>
-        <w:t>Humanizing</w:t>
-      </w:r>
-      <w:proofErr w:type="spellEnd"/>
-      <w:r>
-        <w:rPr>
-          <w:rFonts w:cstheme="minorHAnsi"/>
-          <w:b/>
-          <w:bCs/>
+        <w:t>Humanizing data through ‘data comics’: An introduction to graphic medicine and graphic social science.</w:t>
+      </w:r>
+      <w:r>
+        <w:rPr>
+          <w:rFonts w:cstheme="minorHAnsi"/>
           <w:color w:val="222222"/>
           <w:sz w:val="24"/>
           <w:szCs w:val="24"/>
           <w:shd w:val="clear" w:color="auto" w:fill="FFFFFF"/>
         </w:rPr>
-        <w:t xml:space="preserve"> data </w:t>
-      </w:r>
-      <w:proofErr w:type="spellStart"/>
-      <w:r>
-        <w:rPr>
-          <w:rFonts w:cstheme="minorHAnsi"/>
-          <w:b/>
-          <w:bCs/>
-          <w:color w:val="222222"/>
-          <w:sz w:val="24"/>
-          <w:szCs w:val="24"/>
-          <w:shd w:val="clear" w:color="auto" w:fill="FFFFFF"/>
-        </w:rPr>
-        <w:t>through</w:t>
-      </w:r>
-      <w:proofErr w:type="spellEnd"/>
-      <w:r>
-        <w:rPr>
-          <w:rFonts w:cstheme="minorHAnsi"/>
-          <w:b/>
-          <w:bCs/>
-          <w:color w:val="222222"/>
-          <w:sz w:val="24"/>
-          <w:szCs w:val="24"/>
-          <w:shd w:val="clear" w:color="auto" w:fill="FFFFFF"/>
-        </w:rPr>
-        <w:t xml:space="preserve"> ‘data comics’: An </w:t>
-      </w:r>
-      <w:proofErr w:type="spellStart"/>
-      <w:r>
-        <w:rPr>
-          <w:rFonts w:cstheme="minorHAnsi"/>
-          <w:b/>
-          <w:bCs/>
-          <w:color w:val="222222"/>
-          <w:sz w:val="24"/>
-          <w:szCs w:val="24"/>
-          <w:shd w:val="clear" w:color="auto" w:fill="FFFFFF"/>
-        </w:rPr>
-        <w:t>introduction</w:t>
-      </w:r>
-      <w:proofErr w:type="spellEnd"/>
-      <w:r>
-        <w:rPr>
-          <w:rFonts w:cstheme="minorHAnsi"/>
-          <w:b/>
-          <w:bCs/>
-          <w:color w:val="222222"/>
-          <w:sz w:val="24"/>
-          <w:szCs w:val="24"/>
-          <w:shd w:val="clear" w:color="auto" w:fill="FFFFFF"/>
-        </w:rPr>
-        <w:t xml:space="preserve"> to </w:t>
-      </w:r>
-      <w:proofErr w:type="spellStart"/>
-      <w:r>
-        <w:rPr>
-          <w:rFonts w:cstheme="minorHAnsi"/>
-          <w:b/>
-          <w:bCs/>
-          <w:color w:val="222222"/>
-          <w:sz w:val="24"/>
-          <w:szCs w:val="24"/>
-          <w:shd w:val="clear" w:color="auto" w:fill="FFFFFF"/>
-        </w:rPr>
-        <w:t>graphic</w:t>
-      </w:r>
-      <w:proofErr w:type="spellEnd"/>
-      <w:r>
-        <w:rPr>
-          <w:rFonts w:cstheme="minorHAnsi"/>
-          <w:b/>
-          <w:bCs/>
-          <w:color w:val="222222"/>
-          <w:sz w:val="24"/>
-          <w:szCs w:val="24"/>
-          <w:shd w:val="clear" w:color="auto" w:fill="FFFFFF"/>
-        </w:rPr>
-        <w:t xml:space="preserve"> </w:t>
-      </w:r>
-      <w:proofErr w:type="spellStart"/>
-      <w:r>
-        <w:rPr>
-          <w:rFonts w:cstheme="minorHAnsi"/>
-          <w:b/>
-          <w:bCs/>
-          <w:color w:val="222222"/>
-          <w:sz w:val="24"/>
-          <w:szCs w:val="24"/>
-          <w:shd w:val="clear" w:color="auto" w:fill="FFFFFF"/>
-        </w:rPr>
-        <w:t>medicine</w:t>
-      </w:r>
-      <w:proofErr w:type="spellEnd"/>
-      <w:r>
-        <w:rPr>
-          <w:rFonts w:cstheme="minorHAnsi"/>
-          <w:b/>
-          <w:bCs/>
-          <w:color w:val="222222"/>
-          <w:sz w:val="24"/>
-          <w:szCs w:val="24"/>
-          <w:shd w:val="clear" w:color="auto" w:fill="FFFFFF"/>
-        </w:rPr>
-        <w:t xml:space="preserve"> and </w:t>
-      </w:r>
-      <w:proofErr w:type="spellStart"/>
-      <w:r>
-        <w:rPr>
-          <w:rFonts w:cstheme="minorHAnsi"/>
-          <w:b/>
-          <w:bCs/>
-          <w:color w:val="222222"/>
-          <w:sz w:val="24"/>
-          <w:szCs w:val="24"/>
-          <w:shd w:val="clear" w:color="auto" w:fill="FFFFFF"/>
-        </w:rPr>
-        <w:t>graphic</w:t>
-      </w:r>
-      <w:proofErr w:type="spellEnd"/>
-      <w:r>
-        <w:rPr>
-          <w:rFonts w:cstheme="minorHAnsi"/>
-          <w:b/>
-          <w:bCs/>
-          <w:color w:val="222222"/>
-          <w:sz w:val="24"/>
-          <w:szCs w:val="24"/>
-          <w:shd w:val="clear" w:color="auto" w:fill="FFFFFF"/>
-        </w:rPr>
-        <w:t xml:space="preserve"> </w:t>
-      </w:r>
-      <w:proofErr w:type="spellStart"/>
-      <w:r>
-        <w:rPr>
-          <w:rFonts w:cstheme="minorHAnsi"/>
-          <w:b/>
-          <w:bCs/>
-          <w:color w:val="222222"/>
-          <w:sz w:val="24"/>
-          <w:szCs w:val="24"/>
-          <w:shd w:val="clear" w:color="auto" w:fill="FFFFFF"/>
-        </w:rPr>
-        <w:t>social</w:t>
-      </w:r>
-      <w:proofErr w:type="spellEnd"/>
-      <w:r>
-        <w:rPr>
-          <w:rFonts w:cstheme="minorHAnsi"/>
-          <w:b/>
-          <w:bCs/>
-          <w:color w:val="222222"/>
-          <w:sz w:val="24"/>
-          <w:szCs w:val="24"/>
-          <w:shd w:val="clear" w:color="auto" w:fill="FFFFFF"/>
-        </w:rPr>
-        <w:t xml:space="preserve"> science.</w:t>
-      </w:r>
-      <w:r>
-        <w:rPr>
-          <w:rFonts w:cstheme="minorHAnsi"/>
-          <w:color w:val="222222"/>
-          <w:sz w:val="24"/>
-          <w:szCs w:val="24"/>
-          <w:shd w:val="clear" w:color="auto" w:fill="FFFFFF"/>
-        </w:rPr>
-        <w:t xml:space="preserve"> Data </w:t>
-      </w:r>
-      <w:proofErr w:type="spellStart"/>
-      <w:r>
-        <w:rPr>
-          <w:rFonts w:cstheme="minorHAnsi"/>
-          <w:color w:val="222222"/>
-          <w:sz w:val="24"/>
-          <w:szCs w:val="24"/>
-          <w:shd w:val="clear" w:color="auto" w:fill="FFFFFF"/>
-        </w:rPr>
-        <w:t>visualization</w:t>
-      </w:r>
-      <w:proofErr w:type="spellEnd"/>
-      <w:r>
-        <w:rPr>
-          <w:rFonts w:cstheme="minorHAnsi"/>
-          <w:color w:val="222222"/>
-          <w:sz w:val="24"/>
-          <w:szCs w:val="24"/>
-          <w:shd w:val="clear" w:color="auto" w:fill="FFFFFF"/>
-        </w:rPr>
-        <w:t xml:space="preserve"> in society, 347.</w:t>
+        <w:t> Data visualization in society, 347.</w:t>
       </w:r>
     </w:p>
     <w:p>
@@ -2971,7 +1220,6 @@
           <w:szCs w:val="24"/>
         </w:rPr>
       </w:pPr>
-      <w:proofErr w:type="spellStart"/>
       <w:r>
         <w:rPr>
           <w:rFonts w:cstheme="minorHAnsi"/>
@@ -2982,7 +1230,6 @@
         </w:rPr>
         <w:t>Biorender</w:t>
       </w:r>
-      <w:proofErr w:type="spellEnd"/>
     </w:p>
     <w:p>
       <w:pPr>
@@ -2999,7 +1246,6 @@
           <w:szCs w:val="24"/>
         </w:rPr>
       </w:pPr>
-      <w:proofErr w:type="spellStart"/>
       <w:r>
         <w:rPr>
           <w:rFonts w:cstheme="minorHAnsi"/>
@@ -3010,7 +1256,6 @@
         </w:rPr>
         <w:t>Pixton</w:t>
       </w:r>
-      <w:proofErr w:type="spellEnd"/>
     </w:p>
     <w:p>
       <w:pPr>
@@ -3051,7 +1296,6 @@
           <w:szCs w:val="24"/>
         </w:rPr>
       </w:pPr>
-      <w:proofErr w:type="spellStart"/>
       <w:r>
         <w:rPr>
           <w:rFonts w:cstheme="minorHAnsi"/>
@@ -3062,7 +1306,6 @@
         </w:rPr>
         <w:t>StoryboardThat</w:t>
       </w:r>
-      <w:proofErr w:type="spellEnd"/>
     </w:p>
     <w:p>
       <w:pPr>
@@ -3157,7 +1400,6 @@
           <w:szCs w:val="24"/>
         </w:rPr>
       </w:pPr>
-      <w:proofErr w:type="spellStart"/>
       <w:r>
         <w:rPr>
           <w:rFonts w:cstheme="minorHAnsi"/>
@@ -3168,7 +1410,6 @@
         </w:rPr>
         <w:t>Canva</w:t>
       </w:r>
-      <w:proofErr w:type="spellEnd"/>
     </w:p>
     <w:p>
       <w:pPr>
@@ -3360,85 +1601,578 @@
           <w:szCs w:val="24"/>
           <w:lang w:val="en-US"/>
         </w:rPr>
-        <w:t xml:space="preserve">React </w:t>
-      </w:r>
-      <w:proofErr w:type="spellStart"/>
-      <w:r>
-        <w:rPr>
-          <w:rFonts w:cstheme="minorHAnsi"/>
-          <w:sz w:val="24"/>
-          <w:szCs w:val="24"/>
-          <w:lang w:val="en-US"/>
-        </w:rPr>
-        <w:t>nebo</w:t>
-      </w:r>
-      <w:proofErr w:type="spellEnd"/>
-      <w:r>
-        <w:rPr>
-          <w:rFonts w:cstheme="minorHAnsi"/>
-          <w:sz w:val="24"/>
-          <w:szCs w:val="24"/>
-          <w:lang w:val="en-US"/>
-        </w:rPr>
-        <w:t xml:space="preserve"> Svelte, D3</w:t>
-      </w:r>
-    </w:p>
-    <w:p>
-      <w:pPr>
-        <w:rPr>
-          <w:rFonts w:cstheme="minorHAnsi"/>
-          <w:sz w:val="24"/>
-          <w:szCs w:val="24"/>
-          <w:lang w:val="en-US"/>
-        </w:rPr>
-      </w:pPr>
-      <w:r>
-        <w:rPr>
-          <w:rFonts w:cstheme="minorHAnsi"/>
-          <w:sz w:val="24"/>
-          <w:szCs w:val="24"/>
-          <w:lang w:val="en-US"/>
-        </w:rPr>
-        <w:t xml:space="preserve">Node.js </w:t>
-      </w:r>
-      <w:proofErr w:type="spellStart"/>
-      <w:r>
-        <w:rPr>
-          <w:rFonts w:cstheme="minorHAnsi"/>
-          <w:sz w:val="24"/>
-          <w:szCs w:val="24"/>
-          <w:lang w:val="en-US"/>
-        </w:rPr>
-        <w:t>založit</w:t>
-      </w:r>
-      <w:proofErr w:type="spellEnd"/>
-      <w:r>
-        <w:rPr>
-          <w:rFonts w:cstheme="minorHAnsi"/>
-          <w:sz w:val="24"/>
-          <w:szCs w:val="24"/>
-          <w:lang w:val="en-US"/>
-        </w:rPr>
-        <w:t xml:space="preserve"> server</w:t>
-      </w:r>
-    </w:p>
-    <w:p>
-      <w:pPr>
-        <w:rPr>
-          <w:rFonts w:cstheme="minorHAnsi"/>
-          <w:sz w:val="24"/>
-          <w:szCs w:val="24"/>
-          <w:lang w:val="en-US"/>
-        </w:rPr>
-      </w:pPr>
-      <w:r>
-        <w:rPr>
-          <w:rFonts w:cstheme="minorHAnsi"/>
-          <w:sz w:val="24"/>
-          <w:szCs w:val="24"/>
-          <w:lang w:val="en-US"/>
-        </w:rPr>
-        <w:t>https://observablehq.com/@d3/circle-dragging-i</w:t>
+        <w:t>React nebo Svelte, D3</w:t>
+      </w:r>
+    </w:p>
+    <w:p>
+      <w:pPr>
+        <w:rPr>
+          <w:rFonts w:cstheme="minorHAnsi"/>
+          <w:sz w:val="24"/>
+          <w:szCs w:val="24"/>
+          <w:lang w:val="en-US"/>
+        </w:rPr>
+      </w:pPr>
+      <w:r>
+        <w:rPr>
+          <w:rFonts w:cstheme="minorHAnsi"/>
+          <w:sz w:val="24"/>
+          <w:szCs w:val="24"/>
+          <w:lang w:val="en-US"/>
+        </w:rPr>
+        <w:t>Node.js založit server</w:t>
+      </w:r>
+    </w:p>
+    <w:p>
+      <w:pPr>
+        <w:rPr>
+          <w:rFonts w:cstheme="minorHAnsi"/>
+          <w:sz w:val="24"/>
+          <w:szCs w:val="24"/>
+          <w:lang w:val="en-US"/>
+        </w:rPr>
+      </w:pPr>
+      <w:hyperlink r:id="rId21" w:history="1">
+        <w:r>
+          <w:rPr>
+            <w:rStyle w:val="Hypertextovodkaz"/>
+            <w:rFonts w:cstheme="minorHAnsi"/>
+            <w:sz w:val="24"/>
+            <w:szCs w:val="24"/>
+            <w:lang w:val="en-US"/>
+          </w:rPr>
+          <w:t>https://observablehq.com/@d3/circle-dragging-i</w:t>
+        </w:r>
+      </w:hyperlink>
+    </w:p>
+    <w:p>
+      <w:pPr>
+        <w:rPr>
+          <w:rFonts w:cstheme="minorHAnsi"/>
+          <w:sz w:val="24"/>
+          <w:szCs w:val="24"/>
+          <w:lang w:val="en-US"/>
+        </w:rPr>
+      </w:pPr>
+    </w:p>
+    <w:p>
+      <w:pPr>
+        <w:rPr>
+          <w:rFonts w:cstheme="minorHAnsi"/>
+          <w:sz w:val="24"/>
+          <w:szCs w:val="24"/>
+          <w:lang w:val="en-US"/>
+        </w:rPr>
+      </w:pPr>
+      <w:r>
+        <w:rPr>
+          <w:rFonts w:cstheme="minorHAnsi"/>
+          <w:sz w:val="24"/>
+          <w:szCs w:val="24"/>
+          <w:lang w:val="en-US"/>
+        </w:rPr>
+        <w:t>Vytvořit mřížku, kterou si bude moc už</w:t>
+      </w:r>
+      <w:r>
+        <w:rPr>
+          <w:rFonts w:cstheme="minorHAnsi"/>
+          <w:sz w:val="24"/>
+          <w:szCs w:val="24"/>
+          <w:lang w:val="en-US"/>
+        </w:rPr>
+        <w:t xml:space="preserve">ivatel nastavit, jak moc hustou chce. A </w:t>
+      </w:r>
+      <w:r>
+        <w:rPr>
+          <w:rFonts w:cstheme="minorHAnsi"/>
+          <w:sz w:val="24"/>
+          <w:szCs w:val="24"/>
+          <w:lang w:val="en-US"/>
+        </w:rPr>
+        <w:t>samotné obdélníčky se pak budou mapovat na ni</w:t>
+      </w:r>
+    </w:p>
+    <w:p>
+      <w:pPr>
+        <w:rPr>
+          <w:rFonts w:cstheme="minorHAnsi"/>
+          <w:sz w:val="24"/>
+          <w:szCs w:val="24"/>
+          <w:lang w:val="en-US"/>
+        </w:rPr>
+      </w:pPr>
+    </w:p>
+    <w:p>
+      <w:pPr>
+        <w:rPr>
+          <w:rFonts w:cstheme="minorHAnsi"/>
+          <w:sz w:val="24"/>
+          <w:szCs w:val="24"/>
+          <w:lang w:val="en-US"/>
+        </w:rPr>
+      </w:pPr>
+      <w:r>
+        <w:rPr>
+          <w:rFonts w:cstheme="minorHAnsi"/>
+          <w:sz w:val="24"/>
+          <w:szCs w:val="24"/>
+          <w:lang w:val="en-US"/>
+        </w:rPr>
+        <w:t>&lt;a href="https://www.flaticon.com/free-icons/delete" title="delete icons"&gt;Delete icons created by Kiranshastry - Flaticon&lt;/a&gt;</w:t>
+      </w:r>
+    </w:p>
+    <w:p>
+      <w:pPr>
+        <w:rPr>
+          <w:rFonts w:cstheme="minorHAnsi"/>
+          <w:sz w:val="24"/>
+          <w:szCs w:val="24"/>
+          <w:lang w:val="en-US"/>
+        </w:rPr>
+      </w:pPr>
+    </w:p>
+    <w:p>
+      <w:pPr>
+        <w:rPr>
+          <w:rFonts w:cstheme="minorHAnsi"/>
+          <w:sz w:val="24"/>
+          <w:szCs w:val="24"/>
+          <w:lang w:val="en-US"/>
+        </w:rPr>
+      </w:pPr>
+      <w:r>
+        <w:rPr>
+          <w:rFonts w:cstheme="minorHAnsi"/>
+          <w:sz w:val="24"/>
+          <w:szCs w:val="24"/>
+          <w:lang w:val="en-US"/>
+        </w:rPr>
+        <w:lastRenderedPageBreak/>
+        <w:t>Při generování určitého počtu oken je potřeba, aby počet okének ve mřížce byl dělitelný daným počtem. Jinak by</w:t>
+      </w:r>
+      <w:r>
+        <w:rPr>
+          <w:rFonts w:cstheme="minorHAnsi"/>
+          <w:sz w:val="24"/>
+          <w:szCs w:val="24"/>
+          <w:lang w:val="en-US"/>
+        </w:rPr>
+        <w:t xml:space="preserve"> se</w:t>
+      </w:r>
+      <w:r>
+        <w:rPr>
+          <w:rFonts w:cstheme="minorHAnsi"/>
+          <w:sz w:val="24"/>
+          <w:szCs w:val="24"/>
+          <w:lang w:val="en-US"/>
+        </w:rPr>
+        <w:t xml:space="preserve"> nám </w:t>
+      </w:r>
+      <w:r>
+        <w:rPr>
+          <w:rFonts w:cstheme="minorHAnsi"/>
+          <w:sz w:val="24"/>
+          <w:szCs w:val="24"/>
+          <w:lang w:val="en-US"/>
+        </w:rPr>
+        <w:t xml:space="preserve">buď některá okna nevešla celá na plátno, nebo </w:t>
+      </w:r>
+      <w:r>
+        <w:rPr>
+          <w:rFonts w:cstheme="minorHAnsi"/>
+          <w:sz w:val="24"/>
+          <w:szCs w:val="24"/>
+          <w:lang w:val="en-US"/>
+        </w:rPr>
+        <w:t xml:space="preserve">by na plátně vznikaly mezery na místech, kde je nechceme. Buď můžeme zachovat velikost plátna </w:t>
+      </w:r>
+      <w:proofErr w:type="gramStart"/>
+      <w:r>
+        <w:rPr>
+          <w:rFonts w:cstheme="minorHAnsi"/>
+          <w:sz w:val="24"/>
+          <w:szCs w:val="24"/>
+          <w:lang w:val="en-US"/>
+        </w:rPr>
+        <w:t>a</w:t>
+      </w:r>
+      <w:proofErr w:type="gramEnd"/>
+      <w:r>
+        <w:rPr>
+          <w:rFonts w:cstheme="minorHAnsi"/>
+          <w:sz w:val="24"/>
+          <w:szCs w:val="24"/>
+          <w:lang w:val="en-US"/>
+        </w:rPr>
+        <w:t xml:space="preserve"> automaticky upravovat velikost </w:t>
+      </w:r>
+      <w:r>
+        <w:rPr>
+          <w:rFonts w:cstheme="minorHAnsi"/>
+          <w:sz w:val="24"/>
+          <w:szCs w:val="24"/>
+          <w:lang w:val="en-US"/>
+        </w:rPr>
+        <w:t xml:space="preserve">mřížky, nebo naopak zachováme velikost políček v mřížce a přidáme jich tolik, aby byl </w:t>
+      </w:r>
+      <w:r>
+        <w:rPr>
+          <w:rFonts w:cstheme="minorHAnsi"/>
+          <w:sz w:val="24"/>
+          <w:szCs w:val="24"/>
+          <w:lang w:val="en-US"/>
+        </w:rPr>
+        <w:t xml:space="preserve">jejich počet dělitelný počtem oken. (Pokud chceme mezi okny mít mezery, tak </w:t>
+      </w:r>
+      <w:r>
+        <w:rPr>
+          <w:rFonts w:cstheme="minorHAnsi"/>
+          <w:sz w:val="24"/>
+          <w:szCs w:val="24"/>
+          <w:lang w:val="en-US"/>
+        </w:rPr>
+        <w:t>musíme navíc počítat ještě s prostory pro mezery</w:t>
+      </w:r>
+      <w:r>
+        <w:rPr>
+          <w:rFonts w:cstheme="minorHAnsi"/>
+          <w:sz w:val="24"/>
+          <w:szCs w:val="24"/>
+          <w:lang w:val="en-US"/>
+        </w:rPr>
+        <w:t xml:space="preserve"> </w:t>
+      </w:r>
+    </w:p>
+    <w:p>
+      <w:pPr>
+        <w:rPr>
+          <w:rFonts w:cstheme="minorHAnsi"/>
+          <w:sz w:val="24"/>
+          <w:szCs w:val="24"/>
+          <w:lang w:val="en-US"/>
+        </w:rPr>
+      </w:pPr>
+      <w:r>
+        <w:rPr>
+          <w:rFonts w:cstheme="minorHAnsi"/>
+          <w:sz w:val="24"/>
+          <w:szCs w:val="24"/>
+          <w:lang w:val="en-US"/>
+        </w:rPr>
+        <w:t xml:space="preserve">TODO: </w:t>
+      </w:r>
+    </w:p>
+    <w:p>
+      <w:pPr>
+        <w:rPr>
+          <w:rFonts w:cstheme="minorHAnsi"/>
+          <w:sz w:val="24"/>
+          <w:szCs w:val="24"/>
+          <w:lang w:val="en-US"/>
+        </w:rPr>
+      </w:pPr>
+      <w:r>
+        <w:rPr>
+          <w:rFonts w:cstheme="minorHAnsi"/>
+          <w:sz w:val="24"/>
+          <w:szCs w:val="24"/>
+          <w:lang w:val="en-US"/>
+        </w:rPr>
+        <w:t xml:space="preserve">Upravit resize tak, aby fungoval I pro </w:t>
+      </w:r>
+      <w:proofErr w:type="gramStart"/>
+      <w:r>
+        <w:rPr>
+          <w:rFonts w:cstheme="minorHAnsi"/>
+          <w:sz w:val="24"/>
+          <w:szCs w:val="24"/>
+          <w:lang w:val="en-US"/>
+        </w:rPr>
+        <w:t>text</w:t>
+      </w:r>
+      <w:proofErr w:type="gramEnd"/>
+    </w:p>
+    <w:p>
+      <w:pPr>
+        <w:rPr>
+          <w:rFonts w:cstheme="minorHAnsi"/>
+          <w:sz w:val="24"/>
+          <w:szCs w:val="24"/>
+          <w:lang w:val="en-US"/>
+        </w:rPr>
+      </w:pPr>
+      <w:r>
+        <w:rPr>
+          <w:rFonts w:cstheme="minorHAnsi"/>
+          <w:sz w:val="24"/>
+          <w:szCs w:val="24"/>
+          <w:lang w:val="en-US"/>
+        </w:rPr>
+        <w:t xml:space="preserve">Upravit delete, aby mazal I </w:t>
+      </w:r>
+      <w:proofErr w:type="gramStart"/>
+      <w:r>
+        <w:rPr>
+          <w:rFonts w:cstheme="minorHAnsi"/>
+          <w:sz w:val="24"/>
+          <w:szCs w:val="24"/>
+          <w:lang w:val="en-US"/>
+        </w:rPr>
+        <w:t>text</w:t>
+      </w:r>
+      <w:proofErr w:type="gramEnd"/>
+    </w:p>
+    <w:p>
+      <w:pPr>
+        <w:rPr>
+          <w:rFonts w:cstheme="minorHAnsi"/>
+          <w:sz w:val="24"/>
+          <w:szCs w:val="24"/>
+          <w:lang w:val="en-US"/>
+        </w:rPr>
+      </w:pPr>
+    </w:p>
+    <w:p>
+      <w:pPr>
+        <w:rPr>
+          <w:rFonts w:cstheme="minorHAnsi"/>
+          <w:sz w:val="24"/>
+          <w:szCs w:val="24"/>
+          <w:lang w:val="en-US"/>
+        </w:rPr>
+      </w:pPr>
+      <w:r>
+        <w:rPr>
+          <w:rFonts w:cstheme="minorHAnsi"/>
+          <w:sz w:val="24"/>
+          <w:szCs w:val="24"/>
+          <w:lang w:val="en-US"/>
+        </w:rPr>
+        <w:t>Inspirace pro ukládání svg souboru:</w:t>
+      </w:r>
+    </w:p>
+    <w:p>
+      <w:pPr>
+        <w:rPr>
+          <w:rFonts w:cstheme="minorHAnsi"/>
+          <w:sz w:val="24"/>
+          <w:szCs w:val="24"/>
+          <w:lang w:val="en-US"/>
+        </w:rPr>
+      </w:pPr>
+      <w:hyperlink r:id="rId22" w:history="1">
+        <w:r>
+          <w:rPr>
+            <w:rStyle w:val="Hypertextovodkaz"/>
+            <w:rFonts w:cstheme="minorHAnsi"/>
+            <w:sz w:val="24"/>
+            <w:szCs w:val="24"/>
+            <w:lang w:val="en-US"/>
+          </w:rPr>
+          <w:t>https://gist.github.com/rokotyan/0556f8facbaf344507cdc45dc3622177</w:t>
+        </w:r>
+      </w:hyperlink>
+    </w:p>
+    <w:p>
+      <w:pPr>
+        <w:rPr>
+          <w:rFonts w:cstheme="minorHAnsi"/>
+          <w:sz w:val="24"/>
+          <w:szCs w:val="24"/>
+          <w:lang w:val="en-US"/>
+        </w:rPr>
+      </w:pPr>
+      <w:r>
+        <w:rPr>
+          <w:rFonts w:cstheme="minorHAnsi"/>
+          <w:sz w:val="24"/>
+          <w:szCs w:val="24"/>
+          <w:lang w:val="en-US"/>
+        </w:rPr>
+        <w:t>Pixton studie o studentech historie:</w:t>
+      </w:r>
+    </w:p>
+    <w:p>
+      <w:pPr>
+        <w:rPr>
+          <w:rFonts w:cstheme="minorHAnsi"/>
+          <w:sz w:val="24"/>
+          <w:szCs w:val="24"/>
+          <w:lang w:val="en-US"/>
+        </w:rPr>
+      </w:pPr>
+      <w:hyperlink r:id="rId23" w:history="1">
+        <w:r>
+          <w:rPr>
+            <w:rStyle w:val="Hypertextovodkaz"/>
+            <w:rFonts w:cstheme="minorHAnsi"/>
+            <w:sz w:val="24"/>
+            <w:szCs w:val="24"/>
+            <w:lang w:val="en-US"/>
+          </w:rPr>
+          <w:t>https://dergipark.org.tr/en/download/article-file/1929408</w:t>
+        </w:r>
+      </w:hyperlink>
+    </w:p>
+    <w:p>
+      <w:pPr>
+        <w:rPr>
+          <w:rFonts w:cstheme="minorHAnsi"/>
+          <w:sz w:val="24"/>
+          <w:szCs w:val="24"/>
+          <w:lang w:val="en-US"/>
+        </w:rPr>
+      </w:pPr>
+      <w:r>
+        <w:rPr>
+          <w:rFonts w:cstheme="minorHAnsi"/>
+          <w:sz w:val="24"/>
+          <w:szCs w:val="24"/>
+          <w:lang w:val="en-US"/>
+        </w:rPr>
+        <w:t>Connecting firebase to react project:</w:t>
+      </w:r>
+    </w:p>
+    <w:p>
+      <w:pPr>
+        <w:rPr>
+          <w:rFonts w:cstheme="minorHAnsi"/>
+          <w:sz w:val="24"/>
+          <w:szCs w:val="24"/>
+          <w:lang w:val="en-US"/>
+        </w:rPr>
+      </w:pPr>
+      <w:hyperlink r:id="rId24" w:history="1">
+        <w:r>
+          <w:rPr>
+            <w:rStyle w:val="Hypertextovodkaz"/>
+            <w:rFonts w:cstheme="minorHAnsi"/>
+            <w:sz w:val="24"/>
+            <w:szCs w:val="24"/>
+            <w:lang w:val="en-US"/>
+          </w:rPr>
+          <w:t>https://www.youtube.com/watch?v=ad6IavyAHsQ</w:t>
+        </w:r>
+      </w:hyperlink>
+    </w:p>
+    <w:p>
+      <w:pPr>
+        <w:rPr>
+          <w:rFonts w:cstheme="minorHAnsi"/>
+          <w:sz w:val="24"/>
+          <w:szCs w:val="24"/>
+          <w:lang w:val="en-US"/>
+        </w:rPr>
+      </w:pPr>
+      <w:r>
+        <w:rPr>
+          <w:rFonts w:cstheme="minorHAnsi"/>
+          <w:sz w:val="24"/>
+          <w:szCs w:val="24"/>
+          <w:lang w:val="en-US"/>
+        </w:rPr>
+        <w:t>Modrý rámeček na vybírání vice objektů najednou:</w:t>
+      </w:r>
+    </w:p>
+    <w:p>
+      <w:pPr>
+        <w:rPr>
+          <w:rStyle w:val="Hypertextovodkaz"/>
+          <w:rFonts w:cstheme="minorHAnsi"/>
+          <w:sz w:val="24"/>
+          <w:szCs w:val="24"/>
+          <w:lang w:val="en-US"/>
+        </w:rPr>
+      </w:pPr>
+      <w:hyperlink r:id="rId25" w:history="1">
+        <w:r>
+          <w:rPr>
+            <w:rStyle w:val="Hypertextovodkaz"/>
+            <w:rFonts w:cstheme="minorHAnsi"/>
+            <w:sz w:val="24"/>
+            <w:szCs w:val="24"/>
+            <w:lang w:val="en-US"/>
+          </w:rPr>
+          <w:t>https://codepen.io/Alexander9111/pen/XWJQoPP</w:t>
+        </w:r>
+      </w:hyperlink>
+    </w:p>
+    <w:p>
+      <w:pPr>
+        <w:rPr>
+          <w:rFonts w:cstheme="minorHAnsi"/>
+          <w:sz w:val="24"/>
+          <w:szCs w:val="24"/>
+        </w:rPr>
+      </w:pPr>
+      <w:r>
+        <w:rPr>
+          <w:rStyle w:val="Hypertextovodkaz"/>
+          <w:rFonts w:cstheme="minorHAnsi"/>
+          <w:color w:val="auto"/>
+          <w:sz w:val="24"/>
+          <w:szCs w:val="24"/>
+          <w:u w:val="none"/>
+          <w:lang w:val="es-ES"/>
+        </w:rPr>
+        <w:t>Text objev</w:t>
+      </w:r>
+      <w:r>
+        <w:rPr>
+          <w:rStyle w:val="Hypertextovodkaz"/>
+          <w:rFonts w:cstheme="minorHAnsi"/>
+          <w:color w:val="auto"/>
+          <w:sz w:val="24"/>
+          <w:szCs w:val="24"/>
+          <w:u w:val="none"/>
+        </w:rPr>
+        <w:t>ící se u tlačítek:</w:t>
+      </w:r>
+    </w:p>
+    <w:p>
+      <w:pPr>
+        <w:rPr>
+          <w:rFonts w:cstheme="minorHAnsi"/>
+          <w:sz w:val="24"/>
+          <w:szCs w:val="24"/>
+        </w:rPr>
+      </w:pPr>
+      <w:hyperlink r:id="rId26" w:history="1">
+        <w:r>
+          <w:rPr>
+            <w:rStyle w:val="Hypertextovodkaz"/>
+            <w:rFonts w:cstheme="minorHAnsi"/>
+            <w:sz w:val="24"/>
+            <w:szCs w:val="24"/>
+          </w:rPr>
+          <w:t>https://stackoverflow.com/questions/9150796/change-how-fast-title-attributes-tooltip-appears</w:t>
+        </w:r>
+      </w:hyperlink>
+    </w:p>
+    <w:p>
+      <w:pPr>
+        <w:rPr>
+          <w:rFonts w:cstheme="minorHAnsi"/>
+          <w:sz w:val="24"/>
+          <w:szCs w:val="24"/>
+        </w:rPr>
+      </w:pPr>
+    </w:p>
+    <w:p>
+      <w:pPr>
+        <w:rPr>
+          <w:rFonts w:cstheme="minorHAnsi"/>
+          <w:sz w:val="24"/>
+          <w:szCs w:val="24"/>
+        </w:rPr>
+      </w:pPr>
+      <w:r>
+        <w:rPr>
+          <w:rFonts w:cstheme="minorHAnsi"/>
+          <w:sz w:val="24"/>
+          <w:szCs w:val="24"/>
+        </w:rPr>
+        <w:t>Cílem této bakalářské práce je vytvořit prototyp aplikace pro tvorbu vědeckých komiksů. Práce vysvětluje, proč jsou komiksy efektivním prostředkem pro prezentování vědy, a hodnotí čtyři stávající aplikace. Na základě zjištění jsem navrhla a vytvořila prototyp nové aplikace s využitím JavaScriptu, především jeho knihovny D3.js. Zamýšlenými uživateli aplikace jsou vědci bez informatického vzdělání. Proto byla aplikace vyvinuta s důrazem na jednoduchost a intuitivnost. K vyhodnocení aplikace byla provedena pilotní a uživatelská studie. V závěru práce jsou diskutovány výsledky uživatelské studie. Nakonec práce navrhuje budoucí vylepšení.</w:t>
       </w:r>
     </w:p>
     <w:sectPr>
@@ -3452,7 +2186,7 @@
 </file>
 
 <file path=word/numbering.xml><?xml version="1.0" encoding="utf-8"?>
-<w:numbering xmlns:wpc="http://schemas.microsoft.com/office/word/2010/wordprocessingCanvas" xmlns:cx="http://schemas.microsoft.com/office/drawing/2014/chartex" xmlns:cx1="http://schemas.microsoft.com/office/drawing/2015/9/8/chartex" xmlns:cx2="http://schemas.microsoft.com/office/drawing/2015/10/21/chartex" xmlns:cx3="http://schemas.microsoft.com/office/drawing/2016/5/9/chartex" xmlns:cx4="http://schemas.microsoft.com/office/drawing/2016/5/10/chartex" xmlns:cx5="http://schemas.microsoft.com/office/drawing/2016/5/11/chartex" xmlns:cx6="http://schemas.microsoft.com/office/drawing/2016/5/12/chartex" xmlns:cx7="http://schemas.microsoft.com/office/drawing/2016/5/13/chartex" xmlns:cx8="http://schemas.microsoft.com/office/drawing/2016/5/14/chartex" xmlns:mc="http://schemas.openxmlformats.org/markup-compatibility/2006" xmlns:aink="http://schemas.microsoft.com/office/drawing/2016/ink" xmlns:am3d="http://schemas.microsoft.com/office/drawing/2017/model3d" xmlns:o="urn:schemas-microsoft-com:office:office" xmlns:oel="http://schemas.microsoft.com/office/2019/extlst" xmlns:r="http://schemas.openxmlformats.org/officeDocument/2006/relationships" xmlns:m="http://schemas.openxmlformats.org/officeDocument/2006/math" xmlns:v="urn:schemas-microsoft-com:vml" xmlns:wp14="http://schemas.microsoft.com/office/word/2010/wordprocessingDrawing" xmlns:wp="http://schemas.openxmlformats.org/drawingml/2006/wordprocessingDrawing" xmlns:w10="urn:schemas-microsoft-com:office:word" xmlns:w="http://schemas.openxmlformats.org/wordprocessingml/2006/main" xmlns:w14="http://schemas.microsoft.com/office/word/2010/wordml" xmlns:w15="http://schemas.microsoft.com/office/word/2012/wordml" xmlns:w16cex="http://schemas.microsoft.com/office/word/2018/wordml/cex" xmlns:w16cid="http://schemas.microsoft.com/office/word/2016/wordml/cid" xmlns:w16="http://schemas.microsoft.com/office/word/2018/wordml" xmlns:w16sdtdh="http://schemas.microsoft.com/office/word/2020/wordml/sdtdatahash" xmlns:w16se="http://schemas.microsoft.com/office/word/2015/wordml/symex" xmlns:wpg="http://schemas.microsoft.com/office/word/2010/wordprocessingGroup" xmlns:wpi="http://schemas.microsoft.com/office/word/2010/wordprocessingInk" xmlns:wne="http://schemas.microsoft.com/office/word/2006/wordml" xmlns:wps="http://schemas.microsoft.com/office/word/2010/wordprocessingShape" mc:Ignorable="w14 w15 w16se w16cid w16 w16cex w16sdtdh wp14">
+<w:numbering xmlns:wpc="http://schemas.microsoft.com/office/word/2010/wordprocessingCanvas" xmlns:cx="http://schemas.microsoft.com/office/drawing/2014/chartex" xmlns:cx1="http://schemas.microsoft.com/office/drawing/2015/9/8/chartex" xmlns:cx2="http://schemas.microsoft.com/office/drawing/2015/10/21/chartex" xmlns:cx3="http://schemas.microsoft.com/office/drawing/2016/5/9/chartex" xmlns:cx4="http://schemas.microsoft.com/office/drawing/2016/5/10/chartex" xmlns:cx5="http://schemas.microsoft.com/office/drawing/2016/5/11/chartex" xmlns:cx6="http://schemas.microsoft.com/office/drawing/2016/5/12/chartex" xmlns:cx7="http://schemas.microsoft.com/office/drawing/2016/5/13/chartex" xmlns:cx8="http://schemas.microsoft.com/office/drawing/2016/5/14/chartex" xmlns:mc="http://schemas.openxmlformats.org/markup-compatibility/2006" xmlns:aink="http://schemas.microsoft.com/office/drawing/2016/ink" xmlns:am3d="http://schemas.microsoft.com/office/drawing/2017/model3d" xmlns:o="urn:schemas-microsoft-com:office:office" xmlns:oel="http://schemas.microsoft.com/office/2019/extlst" xmlns:r="http://schemas.openxmlformats.org/officeDocument/2006/relationships" xmlns:m="http://schemas.openxmlformats.org/officeDocument/2006/math" xmlns:v="urn:schemas-microsoft-com:vml" xmlns:wp14="http://schemas.microsoft.com/office/word/2010/wordprocessingDrawing" xmlns:wp="http://schemas.openxmlformats.org/drawingml/2006/wordprocessingDrawing" xmlns:w10="urn:schemas-microsoft-com:office:word" xmlns:w="http://schemas.openxmlformats.org/wordprocessingml/2006/main" xmlns:w14="http://schemas.microsoft.com/office/word/2010/wordml" xmlns:w15="http://schemas.microsoft.com/office/word/2012/wordml" xmlns:w16cex="http://schemas.microsoft.com/office/word/2018/wordml/cex" xmlns:w16cid="http://schemas.microsoft.com/office/word/2016/wordml/cid" xmlns:w16="http://schemas.microsoft.com/office/word/2018/wordml" xmlns:w16du="http://schemas.microsoft.com/office/word/2023/wordml/word16du" xmlns:w16sdtdh="http://schemas.microsoft.com/office/word/2020/wordml/sdtdatahash" xmlns:w16se="http://schemas.microsoft.com/office/word/2015/wordml/symex" xmlns:wpg="http://schemas.microsoft.com/office/word/2010/wordprocessingGroup" xmlns:wpi="http://schemas.microsoft.com/office/word/2010/wordprocessingInk" xmlns:wne="http://schemas.microsoft.com/office/word/2006/wordml" xmlns:wps="http://schemas.microsoft.com/office/word/2010/wordprocessingShape" mc:Ignorable="w14 w15 w16se w16cid w16 w16cex w16sdtdh w16du wp14">
   <w:abstractNum w:abstractNumId="0" w15:restartNumberingAfterBreak="0">
     <w:nsid w:val="16B71BD3"/>
     <w:multiLevelType w:val="hybridMultilevel"/>
@@ -4143,7 +2877,7 @@
 </file>
 
 <file path=word/styles.xml><?xml version="1.0" encoding="utf-8"?>
-<w:styles xmlns:mc="http://schemas.openxmlformats.org/markup-compatibility/2006" xmlns:r="http://schemas.openxmlformats.org/officeDocument/2006/relationships" xmlns:w="http://schemas.openxmlformats.org/wordprocessingml/2006/main" xmlns:w14="http://schemas.microsoft.com/office/word/2010/wordml" xmlns:w15="http://schemas.microsoft.com/office/word/2012/wordml" xmlns:w16cex="http://schemas.microsoft.com/office/word/2018/wordml/cex" xmlns:w16cid="http://schemas.microsoft.com/office/word/2016/wordml/cid" xmlns:w16="http://schemas.microsoft.com/office/word/2018/wordml" xmlns:w16sdtdh="http://schemas.microsoft.com/office/word/2020/wordml/sdtdatahash" xmlns:w16se="http://schemas.microsoft.com/office/word/2015/wordml/symex" mc:Ignorable="w14 w15 w16se w16cid w16 w16cex w16sdtdh">
+<w:styles xmlns:mc="http://schemas.openxmlformats.org/markup-compatibility/2006" xmlns:r="http://schemas.openxmlformats.org/officeDocument/2006/relationships" xmlns:w="http://schemas.openxmlformats.org/wordprocessingml/2006/main" xmlns:w14="http://schemas.microsoft.com/office/word/2010/wordml" xmlns:w15="http://schemas.microsoft.com/office/word/2012/wordml" xmlns:w16cex="http://schemas.microsoft.com/office/word/2018/wordml/cex" xmlns:w16cid="http://schemas.microsoft.com/office/word/2016/wordml/cid" xmlns:w16="http://schemas.microsoft.com/office/word/2018/wordml" xmlns:w16du="http://schemas.microsoft.com/office/word/2023/wordml/word16du" xmlns:w16sdtdh="http://schemas.microsoft.com/office/word/2020/wordml/sdtdatahash" xmlns:w16se="http://schemas.microsoft.com/office/word/2015/wordml/symex" mc:Ignorable="w14 w15 w16se w16cid w16 w16cex w16sdtdh w16du">
   <w:docDefaults>
     <w:rPrDefault>
       <w:rPr>
